--- a/src/main/resources/于飞-简历-Java-10年-简.docx
+++ b/src/main/resources/于飞-简历-Java-10年-简.docx
@@ -1,6 +1,6 @@
 
 <file path=word/document.xml><?xml version="1.0" encoding="utf-8"?>
-<w:document xmlns:wpc="http://schemas.microsoft.com/office/word/2010/wordprocessingCanvas" xmlns:cx="http://schemas.microsoft.com/office/drawing/2014/chartex" xmlns:cx1="http://schemas.microsoft.com/office/drawing/2015/9/8/chartex" xmlns:cx2="http://schemas.microsoft.com/office/drawing/2015/10/21/chartex" xmlns:cx3="http://schemas.microsoft.com/office/drawing/2016/5/9/chartex" xmlns:cx4="http://schemas.microsoft.com/office/drawing/2016/5/10/chartex" xmlns:cx5="http://schemas.microsoft.com/office/drawing/2016/5/11/chartex" xmlns:cx6="http://schemas.microsoft.com/office/drawing/2016/5/12/chartex" xmlns:cx7="http://schemas.microsoft.com/office/drawing/2016/5/13/chartex" xmlns:cx8="http://schemas.microsoft.com/office/drawing/2016/5/14/chartex" xmlns:mc="http://schemas.openxmlformats.org/markup-compatibility/2006" xmlns:aink="http://schemas.microsoft.com/office/drawing/2016/ink" xmlns:am3d="http://schemas.microsoft.com/office/drawing/2017/model3d" xmlns:o="urn:schemas-microsoft-com:office:office" xmlns:oel="http://schemas.microsoft.com/office/2019/extlst" xmlns:r="http://schemas.openxmlformats.org/officeDocument/2006/relationships" xmlns:m="http://schemas.openxmlformats.org/officeDocument/2006/math" xmlns:v="urn:schemas-microsoft-com:vml" xmlns:wp14="http://schemas.microsoft.com/office/word/2010/wordprocessingDrawing" xmlns:wp="http://schemas.openxmlformats.org/drawingml/2006/wordprocessingDrawing" xmlns:w10="urn:schemas-microsoft-com:office:word" xmlns:w="http://schemas.openxmlformats.org/wordprocessingml/2006/main" xmlns:w14="http://schemas.microsoft.com/office/word/2010/wordml" xmlns:w15="http://schemas.microsoft.com/office/word/2012/wordml" xmlns:w16cex="http://schemas.microsoft.com/office/word/2018/wordml/cex" xmlns:w16cid="http://schemas.microsoft.com/office/word/2016/wordml/cid" xmlns:w16="http://schemas.microsoft.com/office/word/2018/wordml" xmlns:w16du="http://schemas.microsoft.com/office/word/2023/wordml/word16du" xmlns:w16sdtdh="http://schemas.microsoft.com/office/word/2020/wordml/sdtdatahash" xmlns:w16sdtfl="http://schemas.microsoft.com/office/word/2024/wordml/sdtformatlock" xmlns:w16se="http://schemas.microsoft.com/office/word/2015/wordml/symex" xmlns:wpg="http://schemas.microsoft.com/office/word/2010/wordprocessingGroup" xmlns:wpi="http://schemas.microsoft.com/office/word/2010/wordprocessingInk" xmlns:wne="http://schemas.microsoft.com/office/word/2006/wordml" xmlns:wps="http://schemas.microsoft.com/office/word/2010/wordprocessingShape" mc:Ignorable="w14 w15 w16se w16cid w16 w16cex w16sdtdh w16sdtfl w16du wp14">
+<w:document xmlns:wpc="http://schemas.microsoft.com/office/word/2010/wordprocessingCanvas" xmlns:cx="http://schemas.microsoft.com/office/drawing/2014/chartex" xmlns:cx1="http://schemas.microsoft.com/office/drawing/2015/9/8/chartex" xmlns:cx2="http://schemas.microsoft.com/office/drawing/2015/10/21/chartex" xmlns:cx3="http://schemas.microsoft.com/office/drawing/2016/5/9/chartex" xmlns:cx4="http://schemas.microsoft.com/office/drawing/2016/5/10/chartex" xmlns:cx5="http://schemas.microsoft.com/office/drawing/2016/5/11/chartex" xmlns:cx6="http://schemas.microsoft.com/office/drawing/2016/5/12/chartex" xmlns:cx7="http://schemas.microsoft.com/office/drawing/2016/5/13/chartex" xmlns:cx8="http://schemas.microsoft.com/office/drawing/2016/5/14/chartex" xmlns:mc="http://schemas.openxmlformats.org/markup-compatibility/2006" xmlns:aink="http://schemas.microsoft.com/office/drawing/2016/ink" xmlns:am3d="http://schemas.microsoft.com/office/drawing/2017/model3d" xmlns:o="urn:schemas-microsoft-com:office:office" xmlns:oel="http://schemas.microsoft.com/office/2019/extlst" xmlns:r="http://schemas.openxmlformats.org/officeDocument/2006/relationships" xmlns:m="http://schemas.openxmlformats.org/officeDocument/2006/math" xmlns:v="urn:schemas-microsoft-com:vml" xmlns:wp14="http://schemas.microsoft.com/office/word/2010/wordprocessingDrawing" xmlns:wp="http://schemas.openxmlformats.org/drawingml/2006/wordprocessingDrawing" xmlns:w10="urn:schemas-microsoft-com:office:word" xmlns:w="http://schemas.openxmlformats.org/wordprocessingml/2006/main" xmlns:w14="http://schemas.microsoft.com/office/word/2010/wordml" xmlns:w15="http://schemas.microsoft.com/office/word/2012/wordml" xmlns:w16cei="http://schemas.microsoft.com/office/word/2026/wordml/cei" xmlns:w16cex="http://schemas.microsoft.com/office/word/2018/wordml/cex" xmlns:w16cid="http://schemas.microsoft.com/office/word/2016/wordml/cid" xmlns:w16="http://schemas.microsoft.com/office/word/2018/wordml" xmlns:w16du="http://schemas.microsoft.com/office/word/2023/wordml/word16du" xmlns:w16sdtdh="http://schemas.microsoft.com/office/word/2020/wordml/sdtdatahash" xmlns:w16sdtfl="http://schemas.microsoft.com/office/word/2024/wordml/sdtformatlock" xmlns:w16se="http://schemas.microsoft.com/office/word/2015/wordml/symex" xmlns:wpg="http://schemas.microsoft.com/office/word/2010/wordprocessingGroup" xmlns:wpi="http://schemas.microsoft.com/office/word/2010/wordprocessingInk" xmlns:wne="http://schemas.microsoft.com/office/word/2006/wordml" xmlns:wps="http://schemas.microsoft.com/office/word/2010/wordprocessingShape" mc:Ignorable="w14 w15 w16se w16cid w16 w16cex w16sdtdh w16sdtfl w16du wp14">
   <w:body>
     <w:p>
       <w:pPr>
@@ -339,7 +339,7 @@
           <w:color w:val="404040" w:themeColor="text1" w:themeTint="BF"/>
           <w:szCs w:val="21"/>
         </w:rPr>
-        <w:t>33</w:t>
+        <w:t>34</w:t>
       </w:r>
       <w:r>
         <w:rPr>
@@ -1543,6 +1543,166 @@
     </w:p>
     <w:p>
       <w:pPr>
+        <w:pStyle w:val="a3"/>
+        <w:numPr>
+          <w:ilvl w:val="0"/>
+          <w:numId w:val="10"/>
+        </w:numPr>
+        <w:spacing w:line="320" w:lineRule="exact"/>
+        <w:ind w:left="357" w:firstLineChars="0" w:hanging="357"/>
+        <w:rPr>
+          <w:rFonts w:ascii="Calibri" w:eastAsia="华文细黑" w:hAnsi="Calibri" w:cs="Calibri"/>
+          <w:color w:val="404040" w:themeColor="text1" w:themeTint="BF"/>
+          <w:szCs w:val="21"/>
+        </w:rPr>
+      </w:pPr>
+      <w:r>
+        <w:rPr>
+          <w:rFonts w:ascii="Calibri" w:eastAsia="华文细黑" w:hAnsi="Calibri" w:cs="Calibri"/>
+          <w:color w:val="404040" w:themeColor="text1" w:themeTint="BF"/>
+          <w:szCs w:val="21"/>
+        </w:rPr>
+        <w:t>有分类和目标识别模型训练经验</w:t>
+      </w:r>
+      <w:r>
+        <w:rPr>
+          <w:rFonts w:ascii="Calibri" w:eastAsia="华文细黑" w:hAnsi="Calibri" w:cs="Calibri" w:hint="eastAsia"/>
+          <w:color w:val="404040" w:themeColor="text1" w:themeTint="BF"/>
+          <w:szCs w:val="21"/>
+        </w:rPr>
+        <w:t>和</w:t>
+      </w:r>
+      <w:r>
+        <w:rPr>
+          <w:rFonts w:ascii="Calibri" w:eastAsia="华文细黑" w:hAnsi="Calibri" w:cs="Calibri" w:hint="eastAsia"/>
+          <w:color w:val="404040" w:themeColor="text1" w:themeTint="BF"/>
+          <w:szCs w:val="21"/>
+        </w:rPr>
+        <w:t>AI</w:t>
+      </w:r>
+      <w:r>
+        <w:rPr>
+          <w:rFonts w:ascii="Calibri" w:eastAsia="华文细黑" w:hAnsi="Calibri" w:cs="Calibri"/>
+          <w:color w:val="404040" w:themeColor="text1" w:themeTint="BF"/>
+          <w:szCs w:val="21"/>
+        </w:rPr>
+        <w:t>大模型应用开发经验</w:t>
+      </w:r>
+      <w:r>
+        <w:rPr>
+          <w:rFonts w:ascii="Calibri" w:eastAsia="华文细黑" w:hAnsi="Calibri" w:cs="Calibri" w:hint="eastAsia"/>
+          <w:color w:val="404040" w:themeColor="text1" w:themeTint="BF"/>
+          <w:szCs w:val="21"/>
+        </w:rPr>
+        <w:t>，了解深度</w:t>
+      </w:r>
+      <w:r>
+        <w:rPr>
+          <w:rFonts w:ascii="Calibri" w:eastAsia="华文细黑" w:hAnsi="Calibri" w:cs="Calibri" w:hint="eastAsia"/>
+          <w:color w:val="404040" w:themeColor="text1" w:themeTint="BF"/>
+          <w:szCs w:val="21"/>
+        </w:rPr>
+        <w:t>学习和大模型基本原理</w:t>
+      </w:r>
+    </w:p>
+    <w:p>
+      <w:pPr>
+        <w:pStyle w:val="a3"/>
+        <w:numPr>
+          <w:ilvl w:val="0"/>
+          <w:numId w:val="10"/>
+        </w:numPr>
+        <w:spacing w:line="320" w:lineRule="exact"/>
+        <w:ind w:left="357" w:firstLineChars="0" w:hanging="357"/>
+        <w:rPr>
+          <w:rFonts w:ascii="Calibri" w:eastAsia="华文细黑" w:hAnsi="Calibri" w:cs="Calibri"/>
+          <w:color w:val="404040" w:themeColor="text1" w:themeTint="BF"/>
+          <w:szCs w:val="21"/>
+        </w:rPr>
+      </w:pPr>
+      <w:r>
+        <w:rPr>
+          <w:rFonts w:ascii="Calibri" w:eastAsia="华文细黑" w:hAnsi="Calibri" w:cs="Calibri" w:hint="eastAsia"/>
+          <w:color w:val="404040" w:themeColor="text1" w:themeTint="BF"/>
+          <w:szCs w:val="21"/>
+        </w:rPr>
+        <w:t>熟练使用</w:t>
+      </w:r>
+      <w:r>
+        <w:rPr>
+          <w:rFonts w:ascii="Calibri" w:eastAsia="华文细黑" w:hAnsi="Calibri" w:cs="Calibri"/>
+          <w:color w:val="404040" w:themeColor="text1" w:themeTint="BF"/>
+          <w:szCs w:val="21"/>
+        </w:rPr>
+        <w:t>AI</w:t>
+      </w:r>
+      <w:r>
+        <w:rPr>
+          <w:rFonts w:ascii="Calibri" w:eastAsia="华文细黑" w:hAnsi="Calibri" w:cs="Calibri" w:hint="eastAsia"/>
+          <w:color w:val="404040" w:themeColor="text1" w:themeTint="BF"/>
+          <w:szCs w:val="21"/>
+        </w:rPr>
+        <w:t xml:space="preserve"> C</w:t>
+      </w:r>
+      <w:r>
+        <w:rPr>
+          <w:rFonts w:ascii="Calibri" w:eastAsia="华文细黑" w:hAnsi="Calibri" w:cs="Calibri"/>
+          <w:color w:val="404040" w:themeColor="text1" w:themeTint="BF"/>
+          <w:szCs w:val="21"/>
+        </w:rPr>
+        <w:t>o</w:t>
+      </w:r>
+      <w:r>
+        <w:rPr>
+          <w:rFonts w:ascii="Calibri" w:eastAsia="华文细黑" w:hAnsi="Calibri" w:cs="Calibri" w:hint="eastAsia"/>
+          <w:color w:val="404040" w:themeColor="text1" w:themeTint="BF"/>
+          <w:szCs w:val="21"/>
+        </w:rPr>
+        <w:t>d</w:t>
+      </w:r>
+      <w:r>
+        <w:rPr>
+          <w:rFonts w:ascii="Calibri" w:eastAsia="华文细黑" w:hAnsi="Calibri" w:cs="Calibri"/>
+          <w:color w:val="404040" w:themeColor="text1" w:themeTint="BF"/>
+          <w:szCs w:val="21"/>
+        </w:rPr>
+        <w:t>ing</w:t>
+      </w:r>
+      <w:r>
+        <w:rPr>
+          <w:rFonts w:ascii="Calibri" w:eastAsia="华文细黑" w:hAnsi="Calibri" w:cs="Calibri" w:hint="eastAsia"/>
+          <w:color w:val="404040" w:themeColor="text1" w:themeTint="BF"/>
+          <w:szCs w:val="21"/>
+        </w:rPr>
+        <w:t>工具，</w:t>
+      </w:r>
+      <w:r>
+        <w:rPr>
+          <w:rFonts w:ascii="Calibri" w:eastAsia="华文细黑" w:hAnsi="Calibri" w:cs="Calibri" w:hint="eastAsia"/>
+          <w:color w:val="404040" w:themeColor="text1" w:themeTint="BF"/>
+          <w:szCs w:val="21"/>
+        </w:rPr>
+        <w:t>了解</w:t>
+      </w:r>
+      <w:r>
+        <w:rPr>
+          <w:rFonts w:ascii="Calibri" w:eastAsia="华文细黑" w:hAnsi="Calibri" w:cs="Calibri" w:hint="eastAsia"/>
+          <w:color w:val="404040" w:themeColor="text1" w:themeTint="BF"/>
+          <w:szCs w:val="21"/>
+        </w:rPr>
+        <w:t>AI</w:t>
+      </w:r>
+      <w:r>
+        <w:rPr>
+          <w:rFonts w:ascii="Calibri" w:eastAsia="华文细黑" w:hAnsi="Calibri" w:cs="Calibri" w:hint="eastAsia"/>
+          <w:color w:val="404040" w:themeColor="text1" w:themeTint="BF"/>
+          <w:szCs w:val="21"/>
+        </w:rPr>
+        <w:t>编程工具的基础原理和开发流程优化</w:t>
+      </w:r>
+    </w:p>
+    <w:p>
+      <w:pPr>
         <w:spacing w:beforeLines="50" w:before="156" w:line="400" w:lineRule="exact"/>
         <w:rPr>
           <w:rFonts w:ascii="华文细黑" w:eastAsia="华文细黑" w:hAnsi="华文细黑" w:cs="Calibri" w:hint="eastAsia"/>
@@ -2328,6 +2488,7 @@
           <w:color w:val="404040" w:themeColor="text1" w:themeTint="BF"/>
           <w:szCs w:val="21"/>
         </w:rPr>
+        <w:lastRenderedPageBreak/>
         <w:t>120</w:t>
       </w:r>
       <w:r>
@@ -2392,16 +2553,7 @@
           <w:color w:val="404040" w:themeColor="text1" w:themeTint="BF"/>
           <w:szCs w:val="21"/>
         </w:rPr>
-        <w:t>、</w:t>
-      </w:r>
-      <w:r>
-        <w:rPr>
-          <w:rFonts w:ascii="Calibri" w:eastAsia="华文细黑" w:hAnsi="Calibri" w:cs="Calibri" w:hint="eastAsia"/>
-          <w:color w:val="404040" w:themeColor="text1" w:themeTint="BF"/>
-          <w:szCs w:val="21"/>
-        </w:rPr>
-        <w:lastRenderedPageBreak/>
-        <w:t>研发管理部、云服务部门的荣耀商城、亲选商城、内购商城、运动健康、</w:t>
+        <w:t>、研发管理部、云服务部门的荣耀商城、亲选商城、内购商城、运动健康、</w:t>
       </w:r>
       <w:proofErr w:type="spellStart"/>
       <w:r>
@@ -3130,6 +3282,191 @@
         <w:spacing w:line="320" w:lineRule="exact"/>
         <w:rPr>
           <w:rFonts w:ascii="Calibri" w:eastAsia="华文细黑" w:hAnsi="Calibri" w:cs="Calibri"/>
+          <w:b/>
+          <w:bCs/>
+          <w:color w:val="404040" w:themeColor="text1" w:themeTint="BF"/>
+          <w:szCs w:val="21"/>
+        </w:rPr>
+      </w:pPr>
+    </w:p>
+    <w:p>
+      <w:pPr>
+        <w:spacing w:line="320" w:lineRule="exact"/>
+        <w:rPr>
+          <w:rFonts w:ascii="Calibri" w:eastAsia="华文细黑" w:hAnsi="Calibri" w:cs="Calibri"/>
+          <w:b/>
+          <w:bCs/>
+          <w:color w:val="404040" w:themeColor="text1" w:themeTint="BF"/>
+          <w:szCs w:val="21"/>
+        </w:rPr>
+      </w:pPr>
+      <w:r>
+        <w:rPr>
+          <w:rFonts w:ascii="Calibri" w:eastAsia="华文细黑" w:hAnsi="Calibri" w:cs="Calibri" w:hint="eastAsia"/>
+          <w:b/>
+          <w:bCs/>
+          <w:color w:val="404040" w:themeColor="text1" w:themeTint="BF"/>
+          <w:szCs w:val="21"/>
+        </w:rPr>
+        <w:t>项目</w:t>
+      </w:r>
+      <w:r>
+        <w:rPr>
+          <w:rFonts w:ascii="Calibri" w:eastAsia="华文细黑" w:hAnsi="Calibri" w:cs="Calibri" w:hint="eastAsia"/>
+          <w:b/>
+          <w:bCs/>
+          <w:color w:val="404040" w:themeColor="text1" w:themeTint="BF"/>
+          <w:szCs w:val="21"/>
+        </w:rPr>
+        <w:t>三</w:t>
+      </w:r>
+      <w:r>
+        <w:rPr>
+          <w:rFonts w:ascii="Calibri" w:eastAsia="华文细黑" w:hAnsi="Calibri" w:cs="Calibri" w:hint="eastAsia"/>
+          <w:b/>
+          <w:bCs/>
+          <w:color w:val="404040" w:themeColor="text1" w:themeTint="BF"/>
+          <w:szCs w:val="21"/>
+        </w:rPr>
+        <w:t>：</w:t>
+      </w:r>
+      <w:r>
+        <w:rPr>
+          <w:rFonts w:ascii="Calibri" w:eastAsia="华文细黑" w:hAnsi="Calibri" w:cs="Calibri" w:hint="eastAsia"/>
+          <w:b/>
+          <w:bCs/>
+          <w:color w:val="404040" w:themeColor="text1" w:themeTint="BF"/>
+          <w:szCs w:val="21"/>
+        </w:rPr>
+        <w:t>AI</w:t>
+      </w:r>
+      <w:r>
+        <w:rPr>
+          <w:rFonts w:ascii="Calibri" w:eastAsia="华文细黑" w:hAnsi="Calibri" w:cs="Calibri" w:hint="eastAsia"/>
+          <w:b/>
+          <w:bCs/>
+          <w:color w:val="404040" w:themeColor="text1" w:themeTint="BF"/>
+          <w:szCs w:val="21"/>
+        </w:rPr>
+        <w:t>大模型智能导购开发</w:t>
+      </w:r>
+    </w:p>
+    <w:p>
+      <w:pPr>
+        <w:spacing w:line="320" w:lineRule="exact"/>
+        <w:ind w:firstLine="420"/>
+        <w:rPr>
+          <w:rFonts w:ascii="Calibri" w:eastAsia="华文细黑" w:hAnsi="Calibri" w:cs="Calibri" w:hint="eastAsia"/>
+          <w:color w:val="404040" w:themeColor="text1" w:themeTint="BF"/>
+          <w:szCs w:val="21"/>
+        </w:rPr>
+      </w:pPr>
+      <w:r>
+        <w:rPr>
+          <w:rFonts w:ascii="Calibri" w:eastAsia="华文细黑" w:hAnsi="Calibri" w:cs="Calibri" w:hint="eastAsia"/>
+          <w:color w:val="404040" w:themeColor="text1" w:themeTint="BF"/>
+          <w:szCs w:val="21"/>
+        </w:rPr>
+        <w:t>智能导购系统是电商系统</w:t>
+      </w:r>
+      <w:r>
+        <w:rPr>
+          <w:rFonts w:ascii="Calibri" w:eastAsia="华文细黑" w:hAnsi="Calibri" w:cs="Calibri"/>
+          <w:color w:val="404040" w:themeColor="text1" w:themeTint="BF"/>
+          <w:szCs w:val="21"/>
+        </w:rPr>
+        <w:t>为用户提供商品搜索、详情查询、价格比较、活动推荐、购物引导等电商导购服务</w:t>
+      </w:r>
+    </w:p>
+    <w:p>
+      <w:pPr>
+        <w:pStyle w:val="a3"/>
+        <w:numPr>
+          <w:ilvl w:val="0"/>
+          <w:numId w:val="35"/>
+        </w:numPr>
+        <w:spacing w:line="320" w:lineRule="exact"/>
+        <w:ind w:firstLineChars="0"/>
+        <w:rPr>
+          <w:rFonts w:ascii="Calibri" w:eastAsia="华文细黑" w:hAnsi="Calibri" w:cs="Calibri"/>
+          <w:b/>
+          <w:bCs/>
+          <w:color w:val="404040" w:themeColor="text1" w:themeTint="BF"/>
+          <w:szCs w:val="21"/>
+        </w:rPr>
+      </w:pPr>
+      <w:r>
+        <w:rPr>
+          <w:rFonts w:ascii="Calibri" w:eastAsia="华文细黑" w:hAnsi="Calibri" w:cs="Calibri" w:hint="eastAsia"/>
+          <w:color w:val="404040" w:themeColor="text1" w:themeTint="BF"/>
+          <w:szCs w:val="21"/>
+        </w:rPr>
+        <w:t>负责智能导购用户问题重写和</w:t>
+      </w:r>
+      <w:r>
+        <w:rPr>
+          <w:rFonts w:ascii="Calibri" w:eastAsia="华文细黑" w:hAnsi="Calibri" w:cs="Calibri"/>
+          <w:color w:val="404040" w:themeColor="text1" w:themeTint="BF"/>
+          <w:szCs w:val="21"/>
+        </w:rPr>
+        <w:t>意图识别</w:t>
+      </w:r>
+      <w:r>
+        <w:rPr>
+          <w:rFonts w:ascii="Calibri" w:eastAsia="华文细黑" w:hAnsi="Calibri" w:cs="Calibri" w:hint="eastAsia"/>
+          <w:color w:val="404040" w:themeColor="text1" w:themeTint="BF"/>
+          <w:szCs w:val="21"/>
+        </w:rPr>
+        <w:t>方案的设计和开发工作。</w:t>
+      </w:r>
+    </w:p>
+    <w:p>
+      <w:pPr>
+        <w:pStyle w:val="a3"/>
+        <w:numPr>
+          <w:ilvl w:val="0"/>
+          <w:numId w:val="35"/>
+        </w:numPr>
+        <w:spacing w:line="320" w:lineRule="exact"/>
+        <w:ind w:firstLineChars="0"/>
+        <w:rPr>
+          <w:rFonts w:ascii="Calibri" w:eastAsia="华文细黑" w:hAnsi="Calibri" w:cs="Calibri"/>
+          <w:b/>
+          <w:bCs/>
+          <w:color w:val="404040" w:themeColor="text1" w:themeTint="BF"/>
+          <w:szCs w:val="21"/>
+        </w:rPr>
+      </w:pPr>
+      <w:r>
+        <w:rPr>
+          <w:rFonts w:ascii="Calibri" w:eastAsia="华文细黑" w:hAnsi="Calibri" w:cs="Calibri" w:hint="eastAsia"/>
+          <w:color w:val="404040" w:themeColor="text1" w:themeTint="BF"/>
+          <w:szCs w:val="21"/>
+        </w:rPr>
+        <w:t>支持查询商品、价格、评价、活动、库存等</w:t>
+      </w:r>
+      <w:r>
+        <w:rPr>
+          <w:rFonts w:ascii="Calibri" w:eastAsia="华文细黑" w:hAnsi="Calibri" w:cs="Calibri" w:hint="eastAsia"/>
+          <w:color w:val="404040" w:themeColor="text1" w:themeTint="BF"/>
+          <w:szCs w:val="21"/>
+        </w:rPr>
+        <w:t>21</w:t>
+      </w:r>
+      <w:r>
+        <w:rPr>
+          <w:rFonts w:ascii="Calibri" w:eastAsia="华文细黑" w:hAnsi="Calibri" w:cs="Calibri" w:hint="eastAsia"/>
+          <w:color w:val="404040" w:themeColor="text1" w:themeTint="BF"/>
+          <w:szCs w:val="21"/>
+        </w:rPr>
+        <w:t>中意图场景识别</w:t>
+      </w:r>
+    </w:p>
+    <w:p>
+      <w:pPr>
+        <w:spacing w:line="320" w:lineRule="exact"/>
+        <w:rPr>
+          <w:rFonts w:ascii="Calibri" w:eastAsia="华文细黑" w:hAnsi="Calibri" w:cs="Calibri"/>
           <w:color w:val="404040" w:themeColor="text1" w:themeTint="BF"/>
           <w:szCs w:val="21"/>
         </w:rPr>
@@ -3428,6 +3765,7 @@
           <w:color w:val="404040" w:themeColor="text1" w:themeTint="BF"/>
           <w:szCs w:val="21"/>
         </w:rPr>
+        <w:lastRenderedPageBreak/>
         <w:t>参与魔聘系统方案设计，</w:t>
       </w:r>
       <w:r>
@@ -3476,7 +3814,16 @@
           <w:color w:val="404040" w:themeColor="text1" w:themeTint="BF"/>
           <w:szCs w:val="21"/>
         </w:rPr>
-        <w:t>负责兼职业务在线赚钱任务标签体系搭建</w:t>
+        <w:t>负责兼职业务在线赚钱任务标签体系</w:t>
+      </w:r>
+      <w:proofErr w:type="gramStart"/>
+      <w:r>
+        <w:rPr>
+          <w:rFonts w:ascii="Calibri" w:eastAsia="华文细黑" w:hAnsi="Calibri" w:cs="Calibri" w:hint="eastAsia"/>
+          <w:color w:val="404040" w:themeColor="text1" w:themeTint="BF"/>
+          <w:szCs w:val="21"/>
+        </w:rPr>
+        <w:t>搭建</w:t>
       </w:r>
       <w:r>
         <w:rPr>
@@ -3486,6 +3833,7 @@
         </w:rPr>
         <w:t>,</w:t>
       </w:r>
+      <w:proofErr w:type="gramEnd"/>
       <w:r>
         <w:rPr>
           <w:rFonts w:ascii="Calibri" w:eastAsia="华文细黑" w:hAnsi="Calibri" w:cs="Calibri" w:hint="eastAsia"/>
@@ -3852,7 +4200,6 @@
           <w:color w:val="404040" w:themeColor="text1" w:themeTint="BF"/>
           <w:szCs w:val="21"/>
         </w:rPr>
-        <w:lastRenderedPageBreak/>
         <w:t>完成</w:t>
       </w:r>
       <w:r>
@@ -5582,6 +5929,7 @@
           <w:color w:val="404040" w:themeColor="text1" w:themeTint="BF"/>
           <w:szCs w:val="21"/>
         </w:rPr>
+        <w:lastRenderedPageBreak/>
         <w:t>工作描述：</w:t>
       </w:r>
     </w:p>
@@ -5653,7 +6001,7 @@
       <w:pPr>
         <w:spacing w:line="320" w:lineRule="exact"/>
         <w:rPr>
-          <w:rFonts w:ascii="Calibri" w:eastAsia="华文细黑" w:hAnsi="Calibri" w:cs="Calibri" w:hint="eastAsia"/>
+          <w:rFonts w:ascii="Calibri" w:eastAsia="华文细黑" w:hAnsi="Calibri" w:cs="Calibri"/>
           <w:b/>
           <w:bCs/>
           <w:color w:val="404040" w:themeColor="text1" w:themeTint="BF"/>
@@ -5675,7 +6023,7 @@
       <w:pPr>
         <w:spacing w:line="320" w:lineRule="exact"/>
         <w:rPr>
-          <w:rFonts w:ascii="Calibri" w:eastAsia="华文细黑" w:hAnsi="Calibri" w:cs="Calibri" w:hint="eastAsia"/>
+          <w:rFonts w:ascii="Calibri" w:eastAsia="华文细黑" w:hAnsi="Calibri" w:cs="Calibri"/>
           <w:color w:val="404040" w:themeColor="text1" w:themeTint="BF"/>
           <w:szCs w:val="21"/>
         </w:rPr>
@@ -5742,7 +6090,7 @@
 </file>
 
 <file path=word/endnotes.xml><?xml version="1.0" encoding="utf-8"?>
-<w:endnotes xmlns:wpc="http://schemas.microsoft.com/office/word/2010/wordprocessingCanvas" xmlns:cx="http://schemas.microsoft.com/office/drawing/2014/chartex" xmlns:cx1="http://schemas.microsoft.com/office/drawing/2015/9/8/chartex" xmlns:cx2="http://schemas.microsoft.com/office/drawing/2015/10/21/chartex" xmlns:cx3="http://schemas.microsoft.com/office/drawing/2016/5/9/chartex" xmlns:cx4="http://schemas.microsoft.com/office/drawing/2016/5/10/chartex" xmlns:cx5="http://schemas.microsoft.com/office/drawing/2016/5/11/chartex" xmlns:cx6="http://schemas.microsoft.com/office/drawing/2016/5/12/chartex" xmlns:cx7="http://schemas.microsoft.com/office/drawing/2016/5/13/chartex" xmlns:cx8="http://schemas.microsoft.com/office/drawing/2016/5/14/chartex" xmlns:mc="http://schemas.openxmlformats.org/markup-compatibility/2006" xmlns:aink="http://schemas.microsoft.com/office/drawing/2016/ink" xmlns:am3d="http://schemas.microsoft.com/office/drawing/2017/model3d" xmlns:o="urn:schemas-microsoft-com:office:office" xmlns:oel="http://schemas.microsoft.com/office/2019/extlst" xmlns:r="http://schemas.openxmlformats.org/officeDocument/2006/relationships" xmlns:m="http://schemas.openxmlformats.org/officeDocument/2006/math" xmlns:v="urn:schemas-microsoft-com:vml" xmlns:wp14="http://schemas.microsoft.com/office/word/2010/wordprocessingDrawing" xmlns:wp="http://schemas.openxmlformats.org/drawingml/2006/wordprocessingDrawing" xmlns:w10="urn:schemas-microsoft-com:office:word" xmlns:w="http://schemas.openxmlformats.org/wordprocessingml/2006/main" xmlns:w14="http://schemas.microsoft.com/office/word/2010/wordml" xmlns:w15="http://schemas.microsoft.com/office/word/2012/wordml" xmlns:w16cex="http://schemas.microsoft.com/office/word/2018/wordml/cex" xmlns:w16cid="http://schemas.microsoft.com/office/word/2016/wordml/cid" xmlns:w16="http://schemas.microsoft.com/office/word/2018/wordml" xmlns:w16du="http://schemas.microsoft.com/office/word/2023/wordml/word16du" xmlns:w16sdtdh="http://schemas.microsoft.com/office/word/2020/wordml/sdtdatahash" xmlns:w16sdtfl="http://schemas.microsoft.com/office/word/2024/wordml/sdtformatlock" xmlns:w16se="http://schemas.microsoft.com/office/word/2015/wordml/symex" xmlns:wpg="http://schemas.microsoft.com/office/word/2010/wordprocessingGroup" xmlns:wpi="http://schemas.microsoft.com/office/word/2010/wordprocessingInk" xmlns:wne="http://schemas.microsoft.com/office/word/2006/wordml" xmlns:wps="http://schemas.microsoft.com/office/word/2010/wordprocessingShape" mc:Ignorable="w14 w15 w16se w16cid w16 w16cex w16sdtdh w16sdtfl w16du wp14">
+<w:endnotes xmlns:wpc="http://schemas.microsoft.com/office/word/2010/wordprocessingCanvas" xmlns:cx="http://schemas.microsoft.com/office/drawing/2014/chartex" xmlns:cx1="http://schemas.microsoft.com/office/drawing/2015/9/8/chartex" xmlns:cx2="http://schemas.microsoft.com/office/drawing/2015/10/21/chartex" xmlns:cx3="http://schemas.microsoft.com/office/drawing/2016/5/9/chartex" xmlns:cx4="http://schemas.microsoft.com/office/drawing/2016/5/10/chartex" xmlns:cx5="http://schemas.microsoft.com/office/drawing/2016/5/11/chartex" xmlns:cx6="http://schemas.microsoft.com/office/drawing/2016/5/12/chartex" xmlns:cx7="http://schemas.microsoft.com/office/drawing/2016/5/13/chartex" xmlns:cx8="http://schemas.microsoft.com/office/drawing/2016/5/14/chartex" xmlns:mc="http://schemas.openxmlformats.org/markup-compatibility/2006" xmlns:aink="http://schemas.microsoft.com/office/drawing/2016/ink" xmlns:am3d="http://schemas.microsoft.com/office/drawing/2017/model3d" xmlns:o="urn:schemas-microsoft-com:office:office" xmlns:oel="http://schemas.microsoft.com/office/2019/extlst" xmlns:r="http://schemas.openxmlformats.org/officeDocument/2006/relationships" xmlns:m="http://schemas.openxmlformats.org/officeDocument/2006/math" xmlns:v="urn:schemas-microsoft-com:vml" xmlns:wp14="http://schemas.microsoft.com/office/word/2010/wordprocessingDrawing" xmlns:wp="http://schemas.openxmlformats.org/drawingml/2006/wordprocessingDrawing" xmlns:w10="urn:schemas-microsoft-com:office:word" xmlns:w="http://schemas.openxmlformats.org/wordprocessingml/2006/main" xmlns:w14="http://schemas.microsoft.com/office/word/2010/wordml" xmlns:w15="http://schemas.microsoft.com/office/word/2012/wordml" xmlns:w16cei="http://schemas.microsoft.com/office/word/2026/wordml/cei" xmlns:w16cex="http://schemas.microsoft.com/office/word/2018/wordml/cex" xmlns:w16cid="http://schemas.microsoft.com/office/word/2016/wordml/cid" xmlns:w16="http://schemas.microsoft.com/office/word/2018/wordml" xmlns:w16du="http://schemas.microsoft.com/office/word/2023/wordml/word16du" xmlns:w16sdtdh="http://schemas.microsoft.com/office/word/2020/wordml/sdtdatahash" xmlns:w16sdtfl="http://schemas.microsoft.com/office/word/2024/wordml/sdtformatlock" xmlns:w16se="http://schemas.microsoft.com/office/word/2015/wordml/symex" xmlns:wpg="http://schemas.microsoft.com/office/word/2010/wordprocessingGroup" xmlns:wpi="http://schemas.microsoft.com/office/word/2010/wordprocessingInk" xmlns:wne="http://schemas.microsoft.com/office/word/2006/wordml" xmlns:wps="http://schemas.microsoft.com/office/word/2010/wordprocessingShape" mc:Ignorable="w14 w15 w16se w16cid w16 w16cex w16sdtdh w16sdtfl w16du wp14">
   <w:endnote w:type="separator" w:id="-1">
     <w:p>
       <w:pPr>
@@ -5771,7 +6119,7 @@
 </file>
 
 <file path=word/footnotes.xml><?xml version="1.0" encoding="utf-8"?>
-<w:footnotes xmlns:wpc="http://schemas.microsoft.com/office/word/2010/wordprocessingCanvas" xmlns:cx="http://schemas.microsoft.com/office/drawing/2014/chartex" xmlns:cx1="http://schemas.microsoft.com/office/drawing/2015/9/8/chartex" xmlns:cx2="http://schemas.microsoft.com/office/drawing/2015/10/21/chartex" xmlns:cx3="http://schemas.microsoft.com/office/drawing/2016/5/9/chartex" xmlns:cx4="http://schemas.microsoft.com/office/drawing/2016/5/10/chartex" xmlns:cx5="http://schemas.microsoft.com/office/drawing/2016/5/11/chartex" xmlns:cx6="http://schemas.microsoft.com/office/drawing/2016/5/12/chartex" xmlns:cx7="http://schemas.microsoft.com/office/drawing/2016/5/13/chartex" xmlns:cx8="http://schemas.microsoft.com/office/drawing/2016/5/14/chartex" xmlns:mc="http://schemas.openxmlformats.org/markup-compatibility/2006" xmlns:aink="http://schemas.microsoft.com/office/drawing/2016/ink" xmlns:am3d="http://schemas.microsoft.com/office/drawing/2017/model3d" xmlns:o="urn:schemas-microsoft-com:office:office" xmlns:oel="http://schemas.microsoft.com/office/2019/extlst" xmlns:r="http://schemas.openxmlformats.org/officeDocument/2006/relationships" xmlns:m="http://schemas.openxmlformats.org/officeDocument/2006/math" xmlns:v="urn:schemas-microsoft-com:vml" xmlns:wp14="http://schemas.microsoft.com/office/word/2010/wordprocessingDrawing" xmlns:wp="http://schemas.openxmlformats.org/drawingml/2006/wordprocessingDrawing" xmlns:w10="urn:schemas-microsoft-com:office:word" xmlns:w="http://schemas.openxmlformats.org/wordprocessingml/2006/main" xmlns:w14="http://schemas.microsoft.com/office/word/2010/wordml" xmlns:w15="http://schemas.microsoft.com/office/word/2012/wordml" xmlns:w16cex="http://schemas.microsoft.com/office/word/2018/wordml/cex" xmlns:w16cid="http://schemas.microsoft.com/office/word/2016/wordml/cid" xmlns:w16="http://schemas.microsoft.com/office/word/2018/wordml" xmlns:w16du="http://schemas.microsoft.com/office/word/2023/wordml/word16du" xmlns:w16sdtdh="http://schemas.microsoft.com/office/word/2020/wordml/sdtdatahash" xmlns:w16sdtfl="http://schemas.microsoft.com/office/word/2024/wordml/sdtformatlock" xmlns:w16se="http://schemas.microsoft.com/office/word/2015/wordml/symex" xmlns:wpg="http://schemas.microsoft.com/office/word/2010/wordprocessingGroup" xmlns:wpi="http://schemas.microsoft.com/office/word/2010/wordprocessingInk" xmlns:wne="http://schemas.microsoft.com/office/word/2006/wordml" xmlns:wps="http://schemas.microsoft.com/office/word/2010/wordprocessingShape" mc:Ignorable="w14 w15 w16se w16cid w16 w16cex w16sdtdh w16sdtfl w16du wp14">
+<w:footnotes xmlns:wpc="http://schemas.microsoft.com/office/word/2010/wordprocessingCanvas" xmlns:cx="http://schemas.microsoft.com/office/drawing/2014/chartex" xmlns:cx1="http://schemas.microsoft.com/office/drawing/2015/9/8/chartex" xmlns:cx2="http://schemas.microsoft.com/office/drawing/2015/10/21/chartex" xmlns:cx3="http://schemas.microsoft.com/office/drawing/2016/5/9/chartex" xmlns:cx4="http://schemas.microsoft.com/office/drawing/2016/5/10/chartex" xmlns:cx5="http://schemas.microsoft.com/office/drawing/2016/5/11/chartex" xmlns:cx6="http://schemas.microsoft.com/office/drawing/2016/5/12/chartex" xmlns:cx7="http://schemas.microsoft.com/office/drawing/2016/5/13/chartex" xmlns:cx8="http://schemas.microsoft.com/office/drawing/2016/5/14/chartex" xmlns:mc="http://schemas.openxmlformats.org/markup-compatibility/2006" xmlns:aink="http://schemas.microsoft.com/office/drawing/2016/ink" xmlns:am3d="http://schemas.microsoft.com/office/drawing/2017/model3d" xmlns:o="urn:schemas-microsoft-com:office:office" xmlns:oel="http://schemas.microsoft.com/office/2019/extlst" xmlns:r="http://schemas.openxmlformats.org/officeDocument/2006/relationships" xmlns:m="http://schemas.openxmlformats.org/officeDocument/2006/math" xmlns:v="urn:schemas-microsoft-com:vml" xmlns:wp14="http://schemas.microsoft.com/office/word/2010/wordprocessingDrawing" xmlns:wp="http://schemas.openxmlformats.org/drawingml/2006/wordprocessingDrawing" xmlns:w10="urn:schemas-microsoft-com:office:word" xmlns:w="http://schemas.openxmlformats.org/wordprocessingml/2006/main" xmlns:w14="http://schemas.microsoft.com/office/word/2010/wordml" xmlns:w15="http://schemas.microsoft.com/office/word/2012/wordml" xmlns:w16cei="http://schemas.microsoft.com/office/word/2026/wordml/cei" xmlns:w16cex="http://schemas.microsoft.com/office/word/2018/wordml/cex" xmlns:w16cid="http://schemas.microsoft.com/office/word/2016/wordml/cid" xmlns:w16="http://schemas.microsoft.com/office/word/2018/wordml" xmlns:w16du="http://schemas.microsoft.com/office/word/2023/wordml/word16du" xmlns:w16sdtdh="http://schemas.microsoft.com/office/word/2020/wordml/sdtdatahash" xmlns:w16sdtfl="http://schemas.microsoft.com/office/word/2024/wordml/sdtformatlock" xmlns:w16se="http://schemas.microsoft.com/office/word/2015/wordml/symex" xmlns:wpg="http://schemas.microsoft.com/office/word/2010/wordprocessingGroup" xmlns:wpi="http://schemas.microsoft.com/office/word/2010/wordprocessingInk" xmlns:wne="http://schemas.microsoft.com/office/word/2006/wordml" xmlns:wps="http://schemas.microsoft.com/office/word/2010/wordprocessingShape" mc:Ignorable="w14 w15 w16se w16cid w16 w16cex w16sdtdh w16sdtfl w16du wp14">
   <w:footnote w:type="separator" w:id="-1">
     <w:p>
       <w:pPr>
@@ -5800,7 +6148,7 @@
 </file>
 
 <file path=word/header1.xml><?xml version="1.0" encoding="utf-8"?>
-<w:hdr xmlns:wpc="http://schemas.microsoft.com/office/word/2010/wordprocessingCanvas" xmlns:cx="http://schemas.microsoft.com/office/drawing/2014/chartex" xmlns:cx1="http://schemas.microsoft.com/office/drawing/2015/9/8/chartex" xmlns:cx2="http://schemas.microsoft.com/office/drawing/2015/10/21/chartex" xmlns:cx3="http://schemas.microsoft.com/office/drawing/2016/5/9/chartex" xmlns:cx4="http://schemas.microsoft.com/office/drawing/2016/5/10/chartex" xmlns:cx5="http://schemas.microsoft.com/office/drawing/2016/5/11/chartex" xmlns:cx6="http://schemas.microsoft.com/office/drawing/2016/5/12/chartex" xmlns:cx7="http://schemas.microsoft.com/office/drawing/2016/5/13/chartex" xmlns:cx8="http://schemas.microsoft.com/office/drawing/2016/5/14/chartex" xmlns:mc="http://schemas.openxmlformats.org/markup-compatibility/2006" xmlns:aink="http://schemas.microsoft.com/office/drawing/2016/ink" xmlns:am3d="http://schemas.microsoft.com/office/drawing/2017/model3d" xmlns:o="urn:schemas-microsoft-com:office:office" xmlns:oel="http://schemas.microsoft.com/office/2019/extlst" xmlns:r="http://schemas.openxmlformats.org/officeDocument/2006/relationships" xmlns:m="http://schemas.openxmlformats.org/officeDocument/2006/math" xmlns:v="urn:schemas-microsoft-com:vml" xmlns:wp14="http://schemas.microsoft.com/office/word/2010/wordprocessingDrawing" xmlns:wp="http://schemas.openxmlformats.org/drawingml/2006/wordprocessingDrawing" xmlns:w10="urn:schemas-microsoft-com:office:word" xmlns:w="http://schemas.openxmlformats.org/wordprocessingml/2006/main" xmlns:w14="http://schemas.microsoft.com/office/word/2010/wordml" xmlns:w15="http://schemas.microsoft.com/office/word/2012/wordml" xmlns:w16cex="http://schemas.microsoft.com/office/word/2018/wordml/cex" xmlns:w16cid="http://schemas.microsoft.com/office/word/2016/wordml/cid" xmlns:w16="http://schemas.microsoft.com/office/word/2018/wordml" xmlns:w16du="http://schemas.microsoft.com/office/word/2023/wordml/word16du" xmlns:w16sdtdh="http://schemas.microsoft.com/office/word/2020/wordml/sdtdatahash" xmlns:w16sdtfl="http://schemas.microsoft.com/office/word/2024/wordml/sdtformatlock" xmlns:w16se="http://schemas.microsoft.com/office/word/2015/wordml/symex" xmlns:wpg="http://schemas.microsoft.com/office/word/2010/wordprocessingGroup" xmlns:wpi="http://schemas.microsoft.com/office/word/2010/wordprocessingInk" xmlns:wne="http://schemas.microsoft.com/office/word/2006/wordml" xmlns:wps="http://schemas.microsoft.com/office/word/2010/wordprocessingShape" mc:Ignorable="w14 w15 w16se w16cid w16 w16cex w16sdtdh w16sdtfl w16du wp14">
+<w:hdr xmlns:wpc="http://schemas.microsoft.com/office/word/2010/wordprocessingCanvas" xmlns:cx="http://schemas.microsoft.com/office/drawing/2014/chartex" xmlns:cx1="http://schemas.microsoft.com/office/drawing/2015/9/8/chartex" xmlns:cx2="http://schemas.microsoft.com/office/drawing/2015/10/21/chartex" xmlns:cx3="http://schemas.microsoft.com/office/drawing/2016/5/9/chartex" xmlns:cx4="http://schemas.microsoft.com/office/drawing/2016/5/10/chartex" xmlns:cx5="http://schemas.microsoft.com/office/drawing/2016/5/11/chartex" xmlns:cx6="http://schemas.microsoft.com/office/drawing/2016/5/12/chartex" xmlns:cx7="http://schemas.microsoft.com/office/drawing/2016/5/13/chartex" xmlns:cx8="http://schemas.microsoft.com/office/drawing/2016/5/14/chartex" xmlns:mc="http://schemas.openxmlformats.org/markup-compatibility/2006" xmlns:aink="http://schemas.microsoft.com/office/drawing/2016/ink" xmlns:am3d="http://schemas.microsoft.com/office/drawing/2017/model3d" xmlns:o="urn:schemas-microsoft-com:office:office" xmlns:oel="http://schemas.microsoft.com/office/2019/extlst" xmlns:r="http://schemas.openxmlformats.org/officeDocument/2006/relationships" xmlns:m="http://schemas.openxmlformats.org/officeDocument/2006/math" xmlns:v="urn:schemas-microsoft-com:vml" xmlns:wp14="http://schemas.microsoft.com/office/word/2010/wordprocessingDrawing" xmlns:wp="http://schemas.openxmlformats.org/drawingml/2006/wordprocessingDrawing" xmlns:w10="urn:schemas-microsoft-com:office:word" xmlns:w="http://schemas.openxmlformats.org/wordprocessingml/2006/main" xmlns:w14="http://schemas.microsoft.com/office/word/2010/wordml" xmlns:w15="http://schemas.microsoft.com/office/word/2012/wordml" xmlns:w16cei="http://schemas.microsoft.com/office/word/2026/wordml/cei" xmlns:w16cex="http://schemas.microsoft.com/office/word/2018/wordml/cex" xmlns:w16cid="http://schemas.microsoft.com/office/word/2016/wordml/cid" xmlns:w16="http://schemas.microsoft.com/office/word/2018/wordml" xmlns:w16du="http://schemas.microsoft.com/office/word/2023/wordml/word16du" xmlns:w16sdtdh="http://schemas.microsoft.com/office/word/2020/wordml/sdtdatahash" xmlns:w16sdtfl="http://schemas.microsoft.com/office/word/2024/wordml/sdtformatlock" xmlns:w16se="http://schemas.microsoft.com/office/word/2015/wordml/symex" xmlns:wpg="http://schemas.microsoft.com/office/word/2010/wordprocessingGroup" xmlns:wpi="http://schemas.microsoft.com/office/word/2010/wordprocessingInk" xmlns:wne="http://schemas.microsoft.com/office/word/2006/wordml" xmlns:wps="http://schemas.microsoft.com/office/word/2010/wordprocessingShape" mc:Ignorable="w14 w15 w16se w16cid w16 w16cex w16sdtdh w16sdtfl w16du wp14">
   <w:p>
     <w:pPr>
       <w:pStyle w:val="a6"/>
@@ -5816,7 +6164,7 @@
 </file>
 
 <file path=word/header2.xml><?xml version="1.0" encoding="utf-8"?>
-<w:hdr xmlns:wpc="http://schemas.microsoft.com/office/word/2010/wordprocessingCanvas" xmlns:cx="http://schemas.microsoft.com/office/drawing/2014/chartex" xmlns:cx1="http://schemas.microsoft.com/office/drawing/2015/9/8/chartex" xmlns:cx2="http://schemas.microsoft.com/office/drawing/2015/10/21/chartex" xmlns:cx3="http://schemas.microsoft.com/office/drawing/2016/5/9/chartex" xmlns:cx4="http://schemas.microsoft.com/office/drawing/2016/5/10/chartex" xmlns:cx5="http://schemas.microsoft.com/office/drawing/2016/5/11/chartex" xmlns:cx6="http://schemas.microsoft.com/office/drawing/2016/5/12/chartex" xmlns:cx7="http://schemas.microsoft.com/office/drawing/2016/5/13/chartex" xmlns:cx8="http://schemas.microsoft.com/office/drawing/2016/5/14/chartex" xmlns:mc="http://schemas.openxmlformats.org/markup-compatibility/2006" xmlns:aink="http://schemas.microsoft.com/office/drawing/2016/ink" xmlns:am3d="http://schemas.microsoft.com/office/drawing/2017/model3d" xmlns:o="urn:schemas-microsoft-com:office:office" xmlns:oel="http://schemas.microsoft.com/office/2019/extlst" xmlns:r="http://schemas.openxmlformats.org/officeDocument/2006/relationships" xmlns:m="http://schemas.openxmlformats.org/officeDocument/2006/math" xmlns:v="urn:schemas-microsoft-com:vml" xmlns:wp14="http://schemas.microsoft.com/office/word/2010/wordprocessingDrawing" xmlns:wp="http://schemas.openxmlformats.org/drawingml/2006/wordprocessingDrawing" xmlns:w10="urn:schemas-microsoft-com:office:word" xmlns:w="http://schemas.openxmlformats.org/wordprocessingml/2006/main" xmlns:w14="http://schemas.microsoft.com/office/word/2010/wordml" xmlns:w15="http://schemas.microsoft.com/office/word/2012/wordml" xmlns:w16cex="http://schemas.microsoft.com/office/word/2018/wordml/cex" xmlns:w16cid="http://schemas.microsoft.com/office/word/2016/wordml/cid" xmlns:w16="http://schemas.microsoft.com/office/word/2018/wordml" xmlns:w16du="http://schemas.microsoft.com/office/word/2023/wordml/word16du" xmlns:w16sdtdh="http://schemas.microsoft.com/office/word/2020/wordml/sdtdatahash" xmlns:w16sdtfl="http://schemas.microsoft.com/office/word/2024/wordml/sdtformatlock" xmlns:w16se="http://schemas.microsoft.com/office/word/2015/wordml/symex" xmlns:wpg="http://schemas.microsoft.com/office/word/2010/wordprocessingGroup" xmlns:wpi="http://schemas.microsoft.com/office/word/2010/wordprocessingInk" xmlns:wne="http://schemas.microsoft.com/office/word/2006/wordml" xmlns:wps="http://schemas.microsoft.com/office/word/2010/wordprocessingShape" mc:Ignorable="w14 w15 w16se w16cid w16 w16cex w16sdtdh w16sdtfl w16du wp14">
+<w:hdr xmlns:wpc="http://schemas.microsoft.com/office/word/2010/wordprocessingCanvas" xmlns:cx="http://schemas.microsoft.com/office/drawing/2014/chartex" xmlns:cx1="http://schemas.microsoft.com/office/drawing/2015/9/8/chartex" xmlns:cx2="http://schemas.microsoft.com/office/drawing/2015/10/21/chartex" xmlns:cx3="http://schemas.microsoft.com/office/drawing/2016/5/9/chartex" xmlns:cx4="http://schemas.microsoft.com/office/drawing/2016/5/10/chartex" xmlns:cx5="http://schemas.microsoft.com/office/drawing/2016/5/11/chartex" xmlns:cx6="http://schemas.microsoft.com/office/drawing/2016/5/12/chartex" xmlns:cx7="http://schemas.microsoft.com/office/drawing/2016/5/13/chartex" xmlns:cx8="http://schemas.microsoft.com/office/drawing/2016/5/14/chartex" xmlns:mc="http://schemas.openxmlformats.org/markup-compatibility/2006" xmlns:aink="http://schemas.microsoft.com/office/drawing/2016/ink" xmlns:am3d="http://schemas.microsoft.com/office/drawing/2017/model3d" xmlns:o="urn:schemas-microsoft-com:office:office" xmlns:oel="http://schemas.microsoft.com/office/2019/extlst" xmlns:r="http://schemas.openxmlformats.org/officeDocument/2006/relationships" xmlns:m="http://schemas.openxmlformats.org/officeDocument/2006/math" xmlns:v="urn:schemas-microsoft-com:vml" xmlns:wp14="http://schemas.microsoft.com/office/word/2010/wordprocessingDrawing" xmlns:wp="http://schemas.openxmlformats.org/drawingml/2006/wordprocessingDrawing" xmlns:w10="urn:schemas-microsoft-com:office:word" xmlns:w="http://schemas.openxmlformats.org/wordprocessingml/2006/main" xmlns:w14="http://schemas.microsoft.com/office/word/2010/wordml" xmlns:w15="http://schemas.microsoft.com/office/word/2012/wordml" xmlns:w16cei="http://schemas.microsoft.com/office/word/2026/wordml/cei" xmlns:w16cex="http://schemas.microsoft.com/office/word/2018/wordml/cex" xmlns:w16cid="http://schemas.microsoft.com/office/word/2016/wordml/cid" xmlns:w16="http://schemas.microsoft.com/office/word/2018/wordml" xmlns:w16du="http://schemas.microsoft.com/office/word/2023/wordml/word16du" xmlns:w16sdtdh="http://schemas.microsoft.com/office/word/2020/wordml/sdtdatahash" xmlns:w16sdtfl="http://schemas.microsoft.com/office/word/2024/wordml/sdtformatlock" xmlns:w16se="http://schemas.microsoft.com/office/word/2015/wordml/symex" xmlns:wpg="http://schemas.microsoft.com/office/word/2010/wordprocessingGroup" xmlns:wpi="http://schemas.microsoft.com/office/word/2010/wordprocessingInk" xmlns:wne="http://schemas.microsoft.com/office/word/2006/wordml" xmlns:wps="http://schemas.microsoft.com/office/word/2010/wordprocessingShape" mc:Ignorable="w14 w15 w16se w16cid w16 w16cex w16sdtdh w16sdtfl w16du wp14">
   <w:p>
     <w:pPr>
       <w:pStyle w:val="a6"/>
@@ -5832,7 +6180,7 @@
 </file>
 
 <file path=word/numbering.xml><?xml version="1.0" encoding="utf-8"?>
-<w:numbering xmlns:wpc="http://schemas.microsoft.com/office/word/2010/wordprocessingCanvas" xmlns:cx="http://schemas.microsoft.com/office/drawing/2014/chartex" xmlns:cx1="http://schemas.microsoft.com/office/drawing/2015/9/8/chartex" xmlns:cx2="http://schemas.microsoft.com/office/drawing/2015/10/21/chartex" xmlns:cx3="http://schemas.microsoft.com/office/drawing/2016/5/9/chartex" xmlns:cx4="http://schemas.microsoft.com/office/drawing/2016/5/10/chartex" xmlns:cx5="http://schemas.microsoft.com/office/drawing/2016/5/11/chartex" xmlns:cx6="http://schemas.microsoft.com/office/drawing/2016/5/12/chartex" xmlns:cx7="http://schemas.microsoft.com/office/drawing/2016/5/13/chartex" xmlns:cx8="http://schemas.microsoft.com/office/drawing/2016/5/14/chartex" xmlns:mc="http://schemas.openxmlformats.org/markup-compatibility/2006" xmlns:aink="http://schemas.microsoft.com/office/drawing/2016/ink" xmlns:am3d="http://schemas.microsoft.com/office/drawing/2017/model3d" xmlns:o="urn:schemas-microsoft-com:office:office" xmlns:oel="http://schemas.microsoft.com/office/2019/extlst" xmlns:r="http://schemas.openxmlformats.org/officeDocument/2006/relationships" xmlns:m="http://schemas.openxmlformats.org/officeDocument/2006/math" xmlns:v="urn:schemas-microsoft-com:vml" xmlns:wp14="http://schemas.microsoft.com/office/word/2010/wordprocessingDrawing" xmlns:wp="http://schemas.openxmlformats.org/drawingml/2006/wordprocessingDrawing" xmlns:w10="urn:schemas-microsoft-com:office:word" xmlns:w="http://schemas.openxmlformats.org/wordprocessingml/2006/main" xmlns:w14="http://schemas.microsoft.com/office/word/2010/wordml" xmlns:w15="http://schemas.microsoft.com/office/word/2012/wordml" xmlns:w16cex="http://schemas.microsoft.com/office/word/2018/wordml/cex" xmlns:w16cid="http://schemas.microsoft.com/office/word/2016/wordml/cid" xmlns:w16="http://schemas.microsoft.com/office/word/2018/wordml" xmlns:w16du="http://schemas.microsoft.com/office/word/2023/wordml/word16du" xmlns:w16sdtdh="http://schemas.microsoft.com/office/word/2020/wordml/sdtdatahash" xmlns:w16sdtfl="http://schemas.microsoft.com/office/word/2024/wordml/sdtformatlock" xmlns:w16se="http://schemas.microsoft.com/office/word/2015/wordml/symex" xmlns:wpg="http://schemas.microsoft.com/office/word/2010/wordprocessingGroup" xmlns:wpi="http://schemas.microsoft.com/office/word/2010/wordprocessingInk" xmlns:wne="http://schemas.microsoft.com/office/word/2006/wordml" xmlns:wps="http://schemas.microsoft.com/office/word/2010/wordprocessingShape" mc:Ignorable="w14 w15 w16se w16cid w16 w16cex w16sdtdh w16sdtfl w16du wp14">
+<w:numbering xmlns:wpc="http://schemas.microsoft.com/office/word/2010/wordprocessingCanvas" xmlns:cx="http://schemas.microsoft.com/office/drawing/2014/chartex" xmlns:cx1="http://schemas.microsoft.com/office/drawing/2015/9/8/chartex" xmlns:cx2="http://schemas.microsoft.com/office/drawing/2015/10/21/chartex" xmlns:cx3="http://schemas.microsoft.com/office/drawing/2016/5/9/chartex" xmlns:cx4="http://schemas.microsoft.com/office/drawing/2016/5/10/chartex" xmlns:cx5="http://schemas.microsoft.com/office/drawing/2016/5/11/chartex" xmlns:cx6="http://schemas.microsoft.com/office/drawing/2016/5/12/chartex" xmlns:cx7="http://schemas.microsoft.com/office/drawing/2016/5/13/chartex" xmlns:cx8="http://schemas.microsoft.com/office/drawing/2016/5/14/chartex" xmlns:mc="http://schemas.openxmlformats.org/markup-compatibility/2006" xmlns:aink="http://schemas.microsoft.com/office/drawing/2016/ink" xmlns:am3d="http://schemas.microsoft.com/office/drawing/2017/model3d" xmlns:o="urn:schemas-microsoft-com:office:office" xmlns:oel="http://schemas.microsoft.com/office/2019/extlst" xmlns:r="http://schemas.openxmlformats.org/officeDocument/2006/relationships" xmlns:m="http://schemas.openxmlformats.org/officeDocument/2006/math" xmlns:v="urn:schemas-microsoft-com:vml" xmlns:wp14="http://schemas.microsoft.com/office/word/2010/wordprocessingDrawing" xmlns:wp="http://schemas.openxmlformats.org/drawingml/2006/wordprocessingDrawing" xmlns:w10="urn:schemas-microsoft-com:office:word" xmlns:w="http://schemas.openxmlformats.org/wordprocessingml/2006/main" xmlns:w14="http://schemas.microsoft.com/office/word/2010/wordml" xmlns:w15="http://schemas.microsoft.com/office/word/2012/wordml" xmlns:w16cei="http://schemas.microsoft.com/office/word/2026/wordml/cei" xmlns:w16cex="http://schemas.microsoft.com/office/word/2018/wordml/cex" xmlns:w16cid="http://schemas.microsoft.com/office/word/2016/wordml/cid" xmlns:w16="http://schemas.microsoft.com/office/word/2018/wordml" xmlns:w16du="http://schemas.microsoft.com/office/word/2023/wordml/word16du" xmlns:w16sdtdh="http://schemas.microsoft.com/office/word/2020/wordml/sdtdatahash" xmlns:w16sdtfl="http://schemas.microsoft.com/office/word/2024/wordml/sdtformatlock" xmlns:w16se="http://schemas.microsoft.com/office/word/2015/wordml/symex" xmlns:wpg="http://schemas.microsoft.com/office/word/2010/wordprocessingGroup" xmlns:wpi="http://schemas.microsoft.com/office/word/2010/wordprocessingInk" xmlns:wne="http://schemas.microsoft.com/office/word/2006/wordml" xmlns:wps="http://schemas.microsoft.com/office/word/2010/wordprocessingShape" mc:Ignorable="w14 w15 w16se w16cid w16 w16cex w16sdtdh w16sdtfl w16du wp14">
   <w:abstractNum w:abstractNumId="0" w15:restartNumberingAfterBreak="0">
     <w:nsid w:val="0C803C44"/>
     <w:multiLevelType w:val="hybridMultilevel"/>
@@ -7913,6 +8261,96 @@
     </w:lvl>
   </w:abstractNum>
   <w:abstractNum w:abstractNumId="23" w15:restartNumberingAfterBreak="0">
+    <w:nsid w:val="53C45E70"/>
+    <w:multiLevelType w:val="hybridMultilevel"/>
+    <w:tmpl w:val="0DE09A92"/>
+    <w:lvl w:ilvl="0" w:tplc="FFFFFFFF">
+      <w:start w:val="1"/>
+      <w:numFmt w:val="decimal"/>
+      <w:lvlText w:val="%1．"/>
+      <w:lvlJc w:val="left"/>
+      <w:pPr>
+        <w:ind w:left="360" w:hanging="360"/>
+      </w:pPr>
+      <w:rPr>
+        <w:rFonts w:hint="default"/>
+        <w:b w:val="0"/>
+      </w:rPr>
+    </w:lvl>
+    <w:lvl w:ilvl="1" w:tplc="FFFFFFFF" w:tentative="1">
+      <w:start w:val="1"/>
+      <w:numFmt w:val="lowerLetter"/>
+      <w:lvlText w:val="%2)"/>
+      <w:lvlJc w:val="left"/>
+      <w:pPr>
+        <w:ind w:left="840" w:hanging="420"/>
+      </w:pPr>
+    </w:lvl>
+    <w:lvl w:ilvl="2" w:tplc="FFFFFFFF" w:tentative="1">
+      <w:start w:val="1"/>
+      <w:numFmt w:val="lowerRoman"/>
+      <w:lvlText w:val="%3."/>
+      <w:lvlJc w:val="right"/>
+      <w:pPr>
+        <w:ind w:left="1260" w:hanging="420"/>
+      </w:pPr>
+    </w:lvl>
+    <w:lvl w:ilvl="3" w:tplc="FFFFFFFF" w:tentative="1">
+      <w:start w:val="1"/>
+      <w:numFmt w:val="decimal"/>
+      <w:lvlText w:val="%4."/>
+      <w:lvlJc w:val="left"/>
+      <w:pPr>
+        <w:ind w:left="1680" w:hanging="420"/>
+      </w:pPr>
+    </w:lvl>
+    <w:lvl w:ilvl="4" w:tplc="FFFFFFFF" w:tentative="1">
+      <w:start w:val="1"/>
+      <w:numFmt w:val="lowerLetter"/>
+      <w:lvlText w:val="%5)"/>
+      <w:lvlJc w:val="left"/>
+      <w:pPr>
+        <w:ind w:left="2100" w:hanging="420"/>
+      </w:pPr>
+    </w:lvl>
+    <w:lvl w:ilvl="5" w:tplc="FFFFFFFF" w:tentative="1">
+      <w:start w:val="1"/>
+      <w:numFmt w:val="lowerRoman"/>
+      <w:lvlText w:val="%6."/>
+      <w:lvlJc w:val="right"/>
+      <w:pPr>
+        <w:ind w:left="2520" w:hanging="420"/>
+      </w:pPr>
+    </w:lvl>
+    <w:lvl w:ilvl="6" w:tplc="FFFFFFFF" w:tentative="1">
+      <w:start w:val="1"/>
+      <w:numFmt w:val="decimal"/>
+      <w:lvlText w:val="%7."/>
+      <w:lvlJc w:val="left"/>
+      <w:pPr>
+        <w:ind w:left="2940" w:hanging="420"/>
+      </w:pPr>
+    </w:lvl>
+    <w:lvl w:ilvl="7" w:tplc="FFFFFFFF" w:tentative="1">
+      <w:start w:val="1"/>
+      <w:numFmt w:val="lowerLetter"/>
+      <w:lvlText w:val="%8)"/>
+      <w:lvlJc w:val="left"/>
+      <w:pPr>
+        <w:ind w:left="3360" w:hanging="420"/>
+      </w:pPr>
+    </w:lvl>
+    <w:lvl w:ilvl="8" w:tplc="FFFFFFFF" w:tentative="1">
+      <w:start w:val="1"/>
+      <w:numFmt w:val="lowerRoman"/>
+      <w:lvlText w:val="%9."/>
+      <w:lvlJc w:val="right"/>
+      <w:pPr>
+        <w:ind w:left="3780" w:hanging="420"/>
+      </w:pPr>
+    </w:lvl>
+  </w:abstractNum>
+  <w:abstractNum w:abstractNumId="24" w15:restartNumberingAfterBreak="0">
     <w:nsid w:val="566B1628"/>
     <w:multiLevelType w:val="hybridMultilevel"/>
     <w:tmpl w:val="3BB8915A"/>
@@ -8030,7 +8468,7 @@
       </w:rPr>
     </w:lvl>
   </w:abstractNum>
-  <w:abstractNum w:abstractNumId="24" w15:restartNumberingAfterBreak="0">
+  <w:abstractNum w:abstractNumId="25" w15:restartNumberingAfterBreak="0">
     <w:nsid w:val="5A2465C9"/>
     <w:multiLevelType w:val="hybridMultilevel"/>
     <w:tmpl w:val="FDC288BC"/>
@@ -8119,7 +8557,7 @@
       </w:pPr>
     </w:lvl>
   </w:abstractNum>
-  <w:abstractNum w:abstractNumId="25" w15:restartNumberingAfterBreak="0">
+  <w:abstractNum w:abstractNumId="26" w15:restartNumberingAfterBreak="0">
     <w:nsid w:val="5CA14D3D"/>
     <w:multiLevelType w:val="hybridMultilevel"/>
     <w:tmpl w:val="0E7E6694"/>
@@ -8208,7 +8646,7 @@
       </w:pPr>
     </w:lvl>
   </w:abstractNum>
-  <w:abstractNum w:abstractNumId="26" w15:restartNumberingAfterBreak="0">
+  <w:abstractNum w:abstractNumId="27" w15:restartNumberingAfterBreak="0">
     <w:nsid w:val="6E1C6D64"/>
     <w:multiLevelType w:val="hybridMultilevel"/>
     <w:tmpl w:val="A9D27AF6"/>
@@ -8321,7 +8759,7 @@
       </w:rPr>
     </w:lvl>
   </w:abstractNum>
-  <w:abstractNum w:abstractNumId="27" w15:restartNumberingAfterBreak="0">
+  <w:abstractNum w:abstractNumId="28" w15:restartNumberingAfterBreak="0">
     <w:nsid w:val="6F3C23BF"/>
     <w:multiLevelType w:val="multilevel"/>
     <w:tmpl w:val="B8485906"/>
@@ -8411,7 +8849,7 @@
       </w:pPr>
     </w:lvl>
   </w:abstractNum>
-  <w:abstractNum w:abstractNumId="28" w15:restartNumberingAfterBreak="0">
+  <w:abstractNum w:abstractNumId="29" w15:restartNumberingAfterBreak="0">
     <w:nsid w:val="75A335FC"/>
     <w:multiLevelType w:val="hybridMultilevel"/>
     <w:tmpl w:val="60EA801C"/>
@@ -8500,7 +8938,7 @@
       </w:pPr>
     </w:lvl>
   </w:abstractNum>
-  <w:abstractNum w:abstractNumId="29" w15:restartNumberingAfterBreak="0">
+  <w:abstractNum w:abstractNumId="30" w15:restartNumberingAfterBreak="0">
     <w:nsid w:val="786227EB"/>
     <w:multiLevelType w:val="hybridMultilevel"/>
     <w:tmpl w:val="0E7E6694"/>
@@ -8589,7 +9027,7 @@
       </w:pPr>
     </w:lvl>
   </w:abstractNum>
-  <w:abstractNum w:abstractNumId="30" w15:restartNumberingAfterBreak="0">
+  <w:abstractNum w:abstractNumId="31" w15:restartNumberingAfterBreak="0">
     <w:nsid w:val="788D7927"/>
     <w:multiLevelType w:val="hybridMultilevel"/>
     <w:tmpl w:val="0DE09A92"/>
@@ -8679,7 +9117,7 @@
       </w:pPr>
     </w:lvl>
   </w:abstractNum>
-  <w:abstractNum w:abstractNumId="31" w15:restartNumberingAfterBreak="0">
+  <w:abstractNum w:abstractNumId="32" w15:restartNumberingAfterBreak="0">
     <w:nsid w:val="79C37B73"/>
     <w:multiLevelType w:val="hybridMultilevel"/>
     <w:tmpl w:val="BBC4D5C8"/>
@@ -8795,7 +9233,7 @@
       </w:rPr>
     </w:lvl>
   </w:abstractNum>
-  <w:abstractNum w:abstractNumId="32" w15:restartNumberingAfterBreak="0">
+  <w:abstractNum w:abstractNumId="33" w15:restartNumberingAfterBreak="0">
     <w:nsid w:val="7A486DA3"/>
     <w:multiLevelType w:val="hybridMultilevel"/>
     <w:tmpl w:val="0DE09A92"/>
@@ -8885,7 +9323,7 @@
       </w:pPr>
     </w:lvl>
   </w:abstractNum>
-  <w:abstractNum w:abstractNumId="33" w15:restartNumberingAfterBreak="0">
+  <w:abstractNum w:abstractNumId="34" w15:restartNumberingAfterBreak="0">
     <w:nsid w:val="7E653CAF"/>
     <w:multiLevelType w:val="hybridMultilevel"/>
     <w:tmpl w:val="0DE09A92"/>
@@ -8976,13 +9414,13 @@
     </w:lvl>
   </w:abstractNum>
   <w:num w:numId="1" w16cid:durableId="1839074782">
-    <w:abstractNumId w:val="23"/>
+    <w:abstractNumId w:val="24"/>
   </w:num>
   <w:num w:numId="2" w16cid:durableId="1221869738">
-    <w:abstractNumId w:val="26"/>
+    <w:abstractNumId w:val="27"/>
   </w:num>
   <w:num w:numId="3" w16cid:durableId="1609772055">
-    <w:abstractNumId w:val="31"/>
+    <w:abstractNumId w:val="32"/>
   </w:num>
   <w:num w:numId="4" w16cid:durableId="963581901">
     <w:abstractNumId w:val="1"/>
@@ -8991,7 +9429,7 @@
     <w:abstractNumId w:val="19"/>
   </w:num>
   <w:num w:numId="6" w16cid:durableId="905839176">
-    <w:abstractNumId w:val="28"/>
+    <w:abstractNumId w:val="29"/>
   </w:num>
   <w:num w:numId="7" w16cid:durableId="104692095">
     <w:abstractNumId w:val="22"/>
@@ -9015,13 +9453,13 @@
     <w:abstractNumId w:val="20"/>
   </w:num>
   <w:num w:numId="14" w16cid:durableId="1466318354">
-    <w:abstractNumId w:val="27"/>
+    <w:abstractNumId w:val="28"/>
   </w:num>
   <w:num w:numId="15" w16cid:durableId="1247375783">
     <w:abstractNumId w:val="7"/>
   </w:num>
   <w:num w:numId="16" w16cid:durableId="1688173172">
-    <w:abstractNumId w:val="25"/>
+    <w:abstractNumId w:val="26"/>
   </w:num>
   <w:num w:numId="17" w16cid:durableId="419255959">
     <w:abstractNumId w:val="0"/>
@@ -9039,7 +9477,7 @@
     <w:abstractNumId w:val="18"/>
   </w:num>
   <w:num w:numId="22" w16cid:durableId="2132897834">
-    <w:abstractNumId w:val="32"/>
+    <w:abstractNumId w:val="33"/>
   </w:num>
   <w:num w:numId="23" w16cid:durableId="1775007205">
     <w:abstractNumId w:val="3"/>
@@ -9054,10 +9492,10 @@
     <w:abstractNumId w:val="9"/>
   </w:num>
   <w:num w:numId="27" w16cid:durableId="1609660383">
-    <w:abstractNumId w:val="30"/>
+    <w:abstractNumId w:val="31"/>
   </w:num>
   <w:num w:numId="28" w16cid:durableId="151875723">
-    <w:abstractNumId w:val="24"/>
+    <w:abstractNumId w:val="25"/>
   </w:num>
   <w:num w:numId="29" w16cid:durableId="946503584">
     <w:abstractNumId w:val="21"/>
@@ -9066,16 +9504,19 @@
     <w:abstractNumId w:val="8"/>
   </w:num>
   <w:num w:numId="31" w16cid:durableId="928276895">
-    <w:abstractNumId w:val="33"/>
+    <w:abstractNumId w:val="34"/>
   </w:num>
   <w:num w:numId="32" w16cid:durableId="96407470">
     <w:abstractNumId w:val="2"/>
   </w:num>
   <w:num w:numId="33" w16cid:durableId="705057257">
-    <w:abstractNumId w:val="29"/>
+    <w:abstractNumId w:val="30"/>
   </w:num>
   <w:num w:numId="34" w16cid:durableId="732968959">
     <w:abstractNumId w:val="13"/>
+  </w:num>
+  <w:num w:numId="35" w16cid:durableId="946891666">
+    <w:abstractNumId w:val="23"/>
   </w:num>
 </w:numbering>
 </file>

--- a/src/main/resources/于飞-简历-Java-10年-简.docx
+++ b/src/main/resources/于飞-简历-Java-10年-简.docx
@@ -1,6 +1,6 @@
 
 <file path=word/document.xml><?xml version="1.0" encoding="utf-8"?>
-<w:document xmlns:wpc="http://schemas.microsoft.com/office/word/2010/wordprocessingCanvas" xmlns:cx="http://schemas.microsoft.com/office/drawing/2014/chartex" xmlns:cx1="http://schemas.microsoft.com/office/drawing/2015/9/8/chartex" xmlns:cx2="http://schemas.microsoft.com/office/drawing/2015/10/21/chartex" xmlns:cx3="http://schemas.microsoft.com/office/drawing/2016/5/9/chartex" xmlns:cx4="http://schemas.microsoft.com/office/drawing/2016/5/10/chartex" xmlns:cx5="http://schemas.microsoft.com/office/drawing/2016/5/11/chartex" xmlns:cx6="http://schemas.microsoft.com/office/drawing/2016/5/12/chartex" xmlns:cx7="http://schemas.microsoft.com/office/drawing/2016/5/13/chartex" xmlns:cx8="http://schemas.microsoft.com/office/drawing/2016/5/14/chartex" xmlns:mc="http://schemas.openxmlformats.org/markup-compatibility/2006" xmlns:aink="http://schemas.microsoft.com/office/drawing/2016/ink" xmlns:am3d="http://schemas.microsoft.com/office/drawing/2017/model3d" xmlns:o="urn:schemas-microsoft-com:office:office" xmlns:oel="http://schemas.microsoft.com/office/2019/extlst" xmlns:r="http://schemas.openxmlformats.org/officeDocument/2006/relationships" xmlns:m="http://schemas.openxmlformats.org/officeDocument/2006/math" xmlns:v="urn:schemas-microsoft-com:vml" xmlns:wp14="http://schemas.microsoft.com/office/word/2010/wordprocessingDrawing" xmlns:wp="http://schemas.openxmlformats.org/drawingml/2006/wordprocessingDrawing" xmlns:w10="urn:schemas-microsoft-com:office:word" xmlns:w="http://schemas.openxmlformats.org/wordprocessingml/2006/main" xmlns:w14="http://schemas.microsoft.com/office/word/2010/wordml" xmlns:w15="http://schemas.microsoft.com/office/word/2012/wordml" xmlns:w16cei="http://schemas.microsoft.com/office/word/2026/wordml/cei" xmlns:w16cex="http://schemas.microsoft.com/office/word/2018/wordml/cex" xmlns:w16cid="http://schemas.microsoft.com/office/word/2016/wordml/cid" xmlns:w16="http://schemas.microsoft.com/office/word/2018/wordml" xmlns:w16du="http://schemas.microsoft.com/office/word/2023/wordml/word16du" xmlns:w16sdtdh="http://schemas.microsoft.com/office/word/2020/wordml/sdtdatahash" xmlns:w16sdtfl="http://schemas.microsoft.com/office/word/2024/wordml/sdtformatlock" xmlns:w16se="http://schemas.microsoft.com/office/word/2015/wordml/symex" xmlns:wpg="http://schemas.microsoft.com/office/word/2010/wordprocessingGroup" xmlns:wpi="http://schemas.microsoft.com/office/word/2010/wordprocessingInk" xmlns:wne="http://schemas.microsoft.com/office/word/2006/wordml" xmlns:wps="http://schemas.microsoft.com/office/word/2010/wordprocessingShape" mc:Ignorable="w14 w15 w16se w16cid w16 w16cex w16sdtdh w16sdtfl w16du wp14">
+<w:document xmlns:wpc="http://schemas.microsoft.com/office/word/2010/wordprocessingCanvas" xmlns:cx="http://schemas.microsoft.com/office/drawing/2014/chartex" xmlns:cx1="http://schemas.microsoft.com/office/drawing/2015/9/8/chartex" xmlns:cx2="http://schemas.microsoft.com/office/drawing/2015/10/21/chartex" xmlns:cx3="http://schemas.microsoft.com/office/drawing/2016/5/9/chartex" xmlns:cx4="http://schemas.microsoft.com/office/drawing/2016/5/10/chartex" xmlns:cx5="http://schemas.microsoft.com/office/drawing/2016/5/11/chartex" xmlns:cx6="http://schemas.microsoft.com/office/drawing/2016/5/12/chartex" xmlns:cx7="http://schemas.microsoft.com/office/drawing/2016/5/13/chartex" xmlns:cx8="http://schemas.microsoft.com/office/drawing/2016/5/14/chartex" xmlns:mc="http://schemas.openxmlformats.org/markup-compatibility/2006" xmlns:aink="http://schemas.microsoft.com/office/drawing/2016/ink" xmlns:am3d="http://schemas.microsoft.com/office/drawing/2017/model3d" xmlns:o="urn:schemas-microsoft-com:office:office" xmlns:oel="http://schemas.microsoft.com/office/2019/extlst" xmlns:r="http://schemas.openxmlformats.org/officeDocument/2006/relationships" xmlns:m="http://schemas.openxmlformats.org/officeDocument/2006/math" xmlns:v="urn:schemas-microsoft-com:vml" xmlns:wp14="http://schemas.microsoft.com/office/word/2010/wordprocessingDrawing" xmlns:wp="http://schemas.openxmlformats.org/drawingml/2006/wordprocessingDrawing" xmlns:w10="urn:schemas-microsoft-com:office:word" xmlns:w="http://schemas.openxmlformats.org/wordprocessingml/2006/main" xmlns:w14="http://schemas.microsoft.com/office/word/2010/wordml" xmlns:w15="http://schemas.microsoft.com/office/word/2012/wordml" xmlns:w16cex="http://schemas.microsoft.com/office/word/2018/wordml/cex" xmlns:w16cid="http://schemas.microsoft.com/office/word/2016/wordml/cid" xmlns:w16="http://schemas.microsoft.com/office/word/2018/wordml" xmlns:w16du="http://schemas.microsoft.com/office/word/2023/wordml/word16du" xmlns:w16sdtdh="http://schemas.microsoft.com/office/word/2020/wordml/sdtdatahash" xmlns:w16sdtfl="http://schemas.microsoft.com/office/word/2024/wordml/sdtformatlock" xmlns:w16se="http://schemas.microsoft.com/office/word/2015/wordml/symex" xmlns:wpg="http://schemas.microsoft.com/office/word/2010/wordprocessingGroup" xmlns:wpi="http://schemas.microsoft.com/office/word/2010/wordprocessingInk" xmlns:wne="http://schemas.microsoft.com/office/word/2006/wordml" xmlns:wps="http://schemas.microsoft.com/office/word/2010/wordprocessingShape" mc:Ignorable="w14 w15 w16se w16cid w16 w16cex w16sdtdh w16sdtfl w16du wp14">
   <w:body>
     <w:p>
       <w:pPr>
@@ -29,9 +29,368 @@
     </w:p>
     <w:p>
       <w:pPr>
+        <w:spacing w:beforeLines="50" w:before="156" w:line="400" w:lineRule="exact"/>
+        <w:rPr>
+          <w:rFonts w:ascii="Calibri" w:eastAsia="微软雅黑" w:hAnsi="Calibri" w:cs="Calibri"/>
+          <w:color w:val="404040" w:themeColor="text1" w:themeTint="BF"/>
+        </w:rPr>
+      </w:pPr>
+      <w:r>
+        <w:rPr>
+          <w:rFonts w:ascii="Calibri" w:eastAsia="华文细黑" w:hAnsi="Calibri" w:cs="Calibri"/>
+          <w:color w:val="404040" w:themeColor="text1" w:themeTint="BF"/>
+          <w:szCs w:val="21"/>
+        </w:rPr>
+        <w:t>姓</w:t>
+      </w:r>
+      <w:r>
+        <w:rPr>
+          <w:rFonts w:ascii="Calibri" w:eastAsia="华文细黑" w:hAnsi="Calibri" w:cs="Calibri"/>
+          <w:color w:val="404040" w:themeColor="text1" w:themeTint="BF"/>
+          <w:szCs w:val="21"/>
+        </w:rPr>
+        <w:t xml:space="preserve">    </w:t>
+      </w:r>
+      <w:r>
+        <w:rPr>
+          <w:rFonts w:ascii="Calibri" w:eastAsia="华文细黑" w:hAnsi="Calibri" w:cs="Calibri"/>
+          <w:color w:val="404040" w:themeColor="text1" w:themeTint="BF"/>
+          <w:szCs w:val="21"/>
+        </w:rPr>
+        <w:t>名：于飞</w:t>
+      </w:r>
+      <w:r>
+        <w:rPr>
+          <w:rFonts w:ascii="Calibri" w:eastAsia="华文细黑" w:hAnsi="Calibri" w:cs="Calibri"/>
+          <w:color w:val="404040" w:themeColor="text1" w:themeTint="BF"/>
+          <w:szCs w:val="21"/>
+        </w:rPr>
+        <w:t xml:space="preserve">                         </w:t>
+      </w:r>
+      <w:r>
+        <w:rPr>
+          <w:rFonts w:ascii="Calibri" w:eastAsia="华文细黑" w:hAnsi="Calibri" w:cs="Calibri" w:hint="eastAsia"/>
+          <w:color w:val="404040" w:themeColor="text1" w:themeTint="BF"/>
+          <w:szCs w:val="21"/>
+        </w:rPr>
+        <w:t xml:space="preserve">     </w:t>
+      </w:r>
+      <w:r>
+        <w:rPr>
+          <w:rFonts w:ascii="Calibri" w:eastAsia="华文细黑" w:hAnsi="Calibri" w:cs="Calibri"/>
+          <w:color w:val="404040" w:themeColor="text1" w:themeTint="BF"/>
+          <w:szCs w:val="21"/>
+        </w:rPr>
+        <w:t xml:space="preserve">       </w:t>
+      </w:r>
+      <w:r>
+        <w:rPr>
+          <w:rFonts w:ascii="Calibri" w:eastAsia="华文细黑" w:hAnsi="Calibri" w:cs="Calibri" w:hint="eastAsia"/>
+          <w:color w:val="404040" w:themeColor="text1" w:themeTint="BF"/>
+          <w:szCs w:val="21"/>
+        </w:rPr>
+        <w:t xml:space="preserve"> </w:t>
+      </w:r>
+      <w:r>
+        <w:rPr>
+          <w:rFonts w:ascii="Calibri" w:eastAsia="华文细黑" w:hAnsi="Calibri" w:cs="Calibri"/>
+          <w:color w:val="404040" w:themeColor="text1" w:themeTint="BF"/>
+          <w:szCs w:val="21"/>
+        </w:rPr>
+        <w:t>性</w:t>
+      </w:r>
+      <w:r>
+        <w:rPr>
+          <w:rFonts w:ascii="Calibri" w:eastAsia="华文细黑" w:hAnsi="Calibri" w:cs="Calibri"/>
+          <w:color w:val="404040" w:themeColor="text1" w:themeTint="BF"/>
+          <w:szCs w:val="21"/>
+        </w:rPr>
+        <w:t xml:space="preserve">    </w:t>
+      </w:r>
+      <w:r>
+        <w:rPr>
+          <w:rFonts w:ascii="Calibri" w:eastAsia="华文细黑" w:hAnsi="Calibri" w:cs="Calibri"/>
+          <w:color w:val="404040" w:themeColor="text1" w:themeTint="BF"/>
+          <w:szCs w:val="21"/>
+        </w:rPr>
+        <w:t>别：男</w:t>
+      </w:r>
+    </w:p>
+    <w:p>
+      <w:pPr>
         <w:spacing w:line="400" w:lineRule="exact"/>
         <w:rPr>
           <w:rFonts w:ascii="Calibri" w:eastAsia="华文细黑" w:hAnsi="Calibri" w:cs="Calibri"/>
+          <w:color w:val="404040" w:themeColor="text1" w:themeTint="BF"/>
+          <w:szCs w:val="21"/>
+        </w:rPr>
+      </w:pPr>
+      <w:r>
+        <w:rPr>
+          <w:rFonts w:ascii="Calibri" w:eastAsia="华文细黑" w:hAnsi="Calibri" w:cs="Calibri"/>
+          <w:color w:val="404040" w:themeColor="text1" w:themeTint="BF"/>
+          <w:szCs w:val="21"/>
+        </w:rPr>
+        <w:t>年</w:t>
+      </w:r>
+      <w:r>
+        <w:rPr>
+          <w:rFonts w:ascii="Calibri" w:eastAsia="华文细黑" w:hAnsi="Calibri" w:cs="Calibri"/>
+          <w:color w:val="404040" w:themeColor="text1" w:themeTint="BF"/>
+          <w:szCs w:val="21"/>
+        </w:rPr>
+        <w:t xml:space="preserve">    </w:t>
+      </w:r>
+      <w:r>
+        <w:rPr>
+          <w:rFonts w:ascii="Calibri" w:eastAsia="华文细黑" w:hAnsi="Calibri" w:cs="Calibri"/>
+          <w:color w:val="404040" w:themeColor="text1" w:themeTint="BF"/>
+          <w:szCs w:val="21"/>
+        </w:rPr>
+        <w:t>龄：</w:t>
+      </w:r>
+      <w:r>
+        <w:rPr>
+          <w:rFonts w:ascii="Calibri" w:eastAsia="华文细黑" w:hAnsi="Calibri" w:cs="Calibri" w:hint="eastAsia"/>
+          <w:color w:val="404040" w:themeColor="text1" w:themeTint="BF"/>
+          <w:szCs w:val="21"/>
+        </w:rPr>
+        <w:t>34</w:t>
+      </w:r>
+      <w:r>
+        <w:rPr>
+          <w:rFonts w:ascii="Calibri" w:eastAsia="华文细黑" w:hAnsi="Calibri" w:cs="Calibri"/>
+          <w:color w:val="404040" w:themeColor="text1" w:themeTint="BF"/>
+          <w:szCs w:val="21"/>
+        </w:rPr>
+        <w:t>岁</w:t>
+      </w:r>
+      <w:r>
+        <w:rPr>
+          <w:rFonts w:ascii="Calibri" w:eastAsia="华文细黑" w:hAnsi="Calibri" w:cs="Calibri"/>
+          <w:color w:val="404040" w:themeColor="text1" w:themeTint="BF"/>
+          <w:szCs w:val="21"/>
+        </w:rPr>
+        <w:t xml:space="preserve">                           </w:t>
+      </w:r>
+      <w:r>
+        <w:rPr>
+          <w:rFonts w:ascii="Calibri" w:eastAsia="华文细黑" w:hAnsi="Calibri" w:cs="Calibri" w:hint="eastAsia"/>
+          <w:color w:val="404040" w:themeColor="text1" w:themeTint="BF"/>
+          <w:szCs w:val="21"/>
+        </w:rPr>
+        <w:t xml:space="preserve">       </w:t>
+      </w:r>
+      <w:r>
+        <w:rPr>
+          <w:rFonts w:ascii="Calibri" w:eastAsia="华文细黑" w:hAnsi="Calibri" w:cs="Calibri"/>
+          <w:color w:val="404040" w:themeColor="text1" w:themeTint="BF"/>
+          <w:szCs w:val="21"/>
+        </w:rPr>
+        <w:t xml:space="preserve">   </w:t>
+      </w:r>
+      <w:r>
+        <w:rPr>
+          <w:rFonts w:ascii="Calibri" w:eastAsia="华文细黑" w:hAnsi="Calibri" w:cs="Calibri"/>
+          <w:color w:val="404040" w:themeColor="text1" w:themeTint="BF"/>
+          <w:szCs w:val="21"/>
+        </w:rPr>
+        <w:t>工作时间：</w:t>
+      </w:r>
+      <w:r>
+        <w:rPr>
+          <w:rFonts w:ascii="Calibri" w:eastAsia="华文细黑" w:hAnsi="Calibri" w:cs="Calibri" w:hint="eastAsia"/>
+          <w:color w:val="404040" w:themeColor="text1" w:themeTint="BF"/>
+          <w:szCs w:val="21"/>
+        </w:rPr>
+        <w:t>10</w:t>
+      </w:r>
+      <w:r>
+        <w:rPr>
+          <w:rFonts w:ascii="Calibri" w:eastAsia="华文细黑" w:hAnsi="Calibri" w:cs="Calibri"/>
+          <w:color w:val="404040" w:themeColor="text1" w:themeTint="BF"/>
+          <w:szCs w:val="21"/>
+        </w:rPr>
+        <w:t>年</w:t>
+      </w:r>
+    </w:p>
+    <w:p>
+      <w:pPr>
+        <w:spacing w:line="400" w:lineRule="exact"/>
+        <w:rPr>
+          <w:rFonts w:ascii="Calibri" w:eastAsia="华文细黑" w:hAnsi="Calibri" w:cs="Calibri"/>
+          <w:color w:val="404040" w:themeColor="text1" w:themeTint="BF"/>
+          <w:szCs w:val="21"/>
+        </w:rPr>
+      </w:pPr>
+      <w:r>
+        <w:rPr>
+          <w:rFonts w:ascii="Calibri" w:eastAsia="华文细黑" w:hAnsi="Calibri" w:cs="Calibri"/>
+          <w:color w:val="404040" w:themeColor="text1" w:themeTint="BF"/>
+          <w:szCs w:val="21"/>
+        </w:rPr>
+        <w:t>学</w:t>
+      </w:r>
+      <w:r>
+        <w:rPr>
+          <w:rFonts w:ascii="Calibri" w:eastAsia="华文细黑" w:hAnsi="Calibri" w:cs="Calibri"/>
+          <w:color w:val="404040" w:themeColor="text1" w:themeTint="BF"/>
+          <w:szCs w:val="21"/>
+        </w:rPr>
+        <w:t xml:space="preserve">    </w:t>
+      </w:r>
+      <w:r>
+        <w:rPr>
+          <w:rFonts w:ascii="Calibri" w:eastAsia="华文细黑" w:hAnsi="Calibri" w:cs="Calibri"/>
+          <w:color w:val="404040" w:themeColor="text1" w:themeTint="BF"/>
+          <w:szCs w:val="21"/>
+        </w:rPr>
+        <w:t>历：重庆大学</w:t>
+      </w:r>
+      <w:r>
+        <w:rPr>
+          <w:rFonts w:ascii="Calibri" w:eastAsia="华文细黑" w:hAnsi="Calibri" w:cs="Calibri"/>
+          <w:color w:val="404040" w:themeColor="text1" w:themeTint="BF"/>
+          <w:szCs w:val="21"/>
+        </w:rPr>
+        <w:t>/</w:t>
+      </w:r>
+      <w:r>
+        <w:rPr>
+          <w:rFonts w:ascii="Calibri" w:eastAsia="华文细黑" w:hAnsi="Calibri" w:cs="Calibri"/>
+          <w:color w:val="404040" w:themeColor="text1" w:themeTint="BF"/>
+          <w:szCs w:val="21"/>
+        </w:rPr>
+        <w:t>本科</w:t>
+      </w:r>
+      <w:r>
+        <w:rPr>
+          <w:rFonts w:ascii="Calibri" w:eastAsia="华文细黑" w:hAnsi="Calibri" w:cs="Calibri"/>
+          <w:color w:val="404040" w:themeColor="text1" w:themeTint="BF"/>
+          <w:szCs w:val="21"/>
+        </w:rPr>
+        <w:t xml:space="preserve">                     </w:t>
+      </w:r>
+      <w:r>
+        <w:rPr>
+          <w:rFonts w:ascii="Calibri" w:eastAsia="华文细黑" w:hAnsi="Calibri" w:cs="Calibri" w:hint="eastAsia"/>
+          <w:color w:val="404040" w:themeColor="text1" w:themeTint="BF"/>
+          <w:szCs w:val="21"/>
+        </w:rPr>
+        <w:t xml:space="preserve">      </w:t>
+      </w:r>
+      <w:r>
+        <w:rPr>
+          <w:rFonts w:ascii="Calibri" w:eastAsia="华文细黑" w:hAnsi="Calibri" w:cs="Calibri"/>
+          <w:color w:val="404040" w:themeColor="text1" w:themeTint="BF"/>
+          <w:szCs w:val="21"/>
+        </w:rPr>
+        <w:t xml:space="preserve">  </w:t>
+      </w:r>
+      <w:r>
+        <w:rPr>
+          <w:rFonts w:ascii="Calibri" w:eastAsia="华文细黑" w:hAnsi="Calibri" w:cs="Calibri"/>
+          <w:color w:val="404040" w:themeColor="text1" w:themeTint="BF"/>
+          <w:szCs w:val="21"/>
+        </w:rPr>
+        <w:t>英语水平：</w:t>
+      </w:r>
+      <w:r>
+        <w:rPr>
+          <w:rFonts w:ascii="Calibri" w:eastAsia="华文细黑" w:hAnsi="Calibri" w:cs="Calibri"/>
+          <w:color w:val="404040" w:themeColor="text1" w:themeTint="BF"/>
+          <w:szCs w:val="21"/>
+        </w:rPr>
+        <w:t>CET-6</w:t>
+      </w:r>
+    </w:p>
+    <w:p>
+      <w:pPr>
+        <w:spacing w:line="400" w:lineRule="exact"/>
+        <w:rPr>
+          <w:rFonts w:ascii="Calibri" w:eastAsia="华文细黑" w:hAnsi="Calibri" w:cs="Calibri"/>
+          <w:color w:val="404040" w:themeColor="text1" w:themeTint="BF"/>
+          <w:szCs w:val="21"/>
+        </w:rPr>
+      </w:pPr>
+      <w:r>
+        <w:rPr>
+          <w:rFonts w:ascii="Calibri" w:eastAsia="华文细黑" w:hAnsi="Calibri" w:cs="Calibri"/>
+          <w:color w:val="404040" w:themeColor="text1" w:themeTint="BF"/>
+          <w:szCs w:val="21"/>
+        </w:rPr>
+        <w:t>联系电话：</w:t>
+      </w:r>
+      <w:r>
+        <w:rPr>
+          <w:rFonts w:ascii="Calibri" w:eastAsia="华文细黑" w:hAnsi="Calibri" w:cs="Calibri"/>
+          <w:color w:val="404040" w:themeColor="text1" w:themeTint="BF"/>
+          <w:szCs w:val="21"/>
+        </w:rPr>
+        <w:t xml:space="preserve">135 7084 5834                      </w:t>
+      </w:r>
+      <w:r>
+        <w:rPr>
+          <w:rFonts w:ascii="Calibri" w:eastAsia="华文细黑" w:hAnsi="Calibri" w:cs="Calibri" w:hint="eastAsia"/>
+          <w:color w:val="404040" w:themeColor="text1" w:themeTint="BF"/>
+          <w:szCs w:val="21"/>
+        </w:rPr>
+        <w:t xml:space="preserve">      </w:t>
+      </w:r>
+      <w:r>
+        <w:rPr>
+          <w:rFonts w:ascii="Calibri" w:eastAsia="华文细黑" w:hAnsi="Calibri" w:cs="Calibri"/>
+          <w:color w:val="404040" w:themeColor="text1" w:themeTint="BF"/>
+          <w:szCs w:val="21"/>
+        </w:rPr>
+        <w:t xml:space="preserve"> </w:t>
+      </w:r>
+      <w:r>
+        <w:rPr>
+          <w:rFonts w:ascii="Calibri" w:eastAsia="华文细黑" w:hAnsi="Calibri" w:cs="Calibri"/>
+          <w:color w:val="404040" w:themeColor="text1" w:themeTint="BF"/>
+          <w:szCs w:val="21"/>
+        </w:rPr>
+        <w:t xml:space="preserve"> </w:t>
+      </w:r>
+      <w:r>
+        <w:rPr>
+          <w:rFonts w:ascii="Calibri" w:eastAsia="华文细黑" w:hAnsi="Calibri" w:cs="Calibri"/>
+          <w:color w:val="404040" w:themeColor="text1" w:themeTint="BF"/>
+          <w:szCs w:val="21"/>
+        </w:rPr>
+        <w:t>邮</w:t>
+      </w:r>
+      <w:r>
+        <w:rPr>
+          <w:rFonts w:ascii="Calibri" w:eastAsia="华文细黑" w:hAnsi="Calibri" w:cs="Calibri"/>
+          <w:color w:val="404040" w:themeColor="text1" w:themeTint="BF"/>
+          <w:szCs w:val="21"/>
+        </w:rPr>
+        <w:t xml:space="preserve">    </w:t>
+      </w:r>
+      <w:r>
+        <w:rPr>
+          <w:rFonts w:ascii="Calibri" w:eastAsia="华文细黑" w:hAnsi="Calibri" w:cs="Calibri"/>
+          <w:color w:val="404040" w:themeColor="text1" w:themeTint="BF"/>
+          <w:szCs w:val="21"/>
+        </w:rPr>
+        <w:t>箱：</w:t>
+      </w:r>
+      <w:r>
+        <w:rPr>
+          <w:rFonts w:ascii="Calibri" w:eastAsia="华文细黑" w:hAnsi="Calibri" w:cs="Calibri"/>
+          <w:color w:val="404040" w:themeColor="text1" w:themeTint="BF"/>
+          <w:szCs w:val="21"/>
+        </w:rPr>
+        <w:t>yufei556@126.com</w:t>
+      </w:r>
+    </w:p>
+    <w:p>
+      <w:pPr>
+        <w:spacing w:beforeLines="50" w:before="156" w:line="400" w:lineRule="exact"/>
+        <w:rPr>
+          <w:rFonts w:ascii="华文细黑" w:eastAsia="华文细黑" w:hAnsi="华文细黑" w:cs="Calibri" w:hint="eastAsia"/>
           <w:b/>
           <w:bCs/>
           <w:color w:val="404040" w:themeColor="text1" w:themeTint="BF"/>
@@ -41,547 +400,79 @@
       </w:pPr>
       <w:r>
         <w:rPr>
-          <w:rFonts w:ascii="Calibri" w:eastAsia="华文细黑" w:hAnsi="Calibri" w:cs="Calibri"/>
-          <w:b/>
-          <w:bCs/>
+          <w:rFonts w:ascii="华文细黑" w:eastAsia="华文细黑" w:hAnsi="华文细黑" w:cs="Calibri"/>
+          <w:b/>
+          <w:bCs/>
+          <w:noProof/>
           <w:color w:val="404040" w:themeColor="text1" w:themeTint="BF"/>
           <w:sz w:val="24"/>
           <w:szCs w:val="24"/>
-        </w:rPr>
-        <w:t>个人资料</w:t>
-      </w:r>
-    </w:p>
-    <w:p>
-      <w:pPr>
-        <w:spacing w:beforeLines="50" w:before="156" w:line="400" w:lineRule="exact"/>
-        <w:rPr>
-          <w:rFonts w:ascii="Calibri" w:eastAsia="微软雅黑" w:hAnsi="Calibri" w:cs="Calibri"/>
-          <w:color w:val="404040" w:themeColor="text1" w:themeTint="BF"/>
-        </w:rPr>
-      </w:pPr>
-      <w:r>
-        <w:rPr>
-          <w:rFonts w:ascii="Calibri" w:eastAsia="微软雅黑" w:hAnsi="Calibri" w:cs="Calibri"/>
-          <w:b/>
-          <w:bCs/>
-          <w:noProof/>
-          <w:sz w:val="36"/>
-          <w:szCs w:val="36"/>
           <w:lang w:val="zh-CN"/>
         </w:rPr>
         <mc:AlternateContent>
           <mc:Choice Requires="wps">
             <w:drawing>
-              <wp:anchor distT="0" distB="0" distL="114300" distR="114300" simplePos="0" relativeHeight="251660288" behindDoc="0" locked="0" layoutInCell="1" allowOverlap="1" wp14:anchorId="624BA26F" wp14:editId="0AA37064">
+              <wp:anchor distT="0" distB="0" distL="114300" distR="114300" simplePos="0" relativeHeight="251667456" behindDoc="0" locked="0" layoutInCell="1" allowOverlap="1" wp14:anchorId="3F79BFB6" wp14:editId="38456B0D">
                 <wp:simplePos x="0" y="0"/>
                 <wp:positionH relativeFrom="column">
-                  <wp:posOffset>584</wp:posOffset>
+                  <wp:posOffset>-13939</wp:posOffset>
                 </wp:positionH>
                 <wp:positionV relativeFrom="paragraph">
-                  <wp:posOffset>122918</wp:posOffset>
+                  <wp:posOffset>160133</wp:posOffset>
                 </wp:positionV>
-                <wp:extent cx="706494" cy="0"/>
-                <wp:effectExtent l="0" t="19050" r="36830" b="19050"/>
+                <wp:extent cx="45719" cy="208230"/>
+                <wp:effectExtent l="0" t="0" r="12065" b="20955"/>
                 <wp:wrapNone/>
-                <wp:docPr id="14" name="直接连接符 14"/>
+                <wp:docPr id="1020705675" name="矩形 9"/>
                 <wp:cNvGraphicFramePr/>
                 <a:graphic xmlns:a="http://schemas.openxmlformats.org/drawingml/2006/main">
                   <a:graphicData uri="http://schemas.microsoft.com/office/word/2010/wordprocessingShape">
                     <wps:wsp>
-                      <wps:cNvCnPr/>
+                      <wps:cNvSpPr/>
                       <wps:spPr>
                         <a:xfrm>
                           <a:off x="0" y="0"/>
-                          <a:ext cx="706494" cy="0"/>
+                          <a:ext cx="45719" cy="208230"/>
                         </a:xfrm>
-                        <a:prstGeom prst="line">
+                        <a:prstGeom prst="rect">
                           <a:avLst/>
                         </a:prstGeom>
-                        <a:ln w="28575">
-                          <a:solidFill>
-                            <a:srgbClr val="53ABA1"/>
-                          </a:solidFill>
-                        </a:ln>
                       </wps:spPr>
                       <wps:style>
-                        <a:lnRef idx="1">
-                          <a:schemeClr val="accent1"/>
+                        <a:lnRef idx="2">
+                          <a:schemeClr val="accent1">
+                            <a:shade val="15000"/>
+                          </a:schemeClr>
                         </a:lnRef>
-                        <a:fillRef idx="0">
+                        <a:fillRef idx="1">
                           <a:schemeClr val="accent1"/>
                         </a:fillRef>
                         <a:effectRef idx="0">
                           <a:schemeClr val="accent1"/>
                         </a:effectRef>
                         <a:fontRef idx="minor">
-                          <a:schemeClr val="tx1"/>
+                          <a:schemeClr val="lt1"/>
                         </a:fontRef>
                       </wps:style>
-                      <wps:bodyPr/>
+                      <wps:bodyPr rot="0" spcFirstLastPara="0" vertOverflow="overflow" horzOverflow="overflow" vert="horz" wrap="square" lIns="91440" tIns="45720" rIns="91440" bIns="45720" numCol="1" spcCol="0" rtlCol="0" fromWordArt="0" anchor="ctr" anchorCtr="0" forceAA="0" compatLnSpc="1">
+                        <a:prstTxWarp prst="textNoShape">
+                          <a:avLst/>
+                        </a:prstTxWarp>
+                        <a:noAutofit/>
+                      </wps:bodyPr>
                     </wps:wsp>
                   </a:graphicData>
                 </a:graphic>
-                <wp14:sizeRelH relativeFrom="margin">
-                  <wp14:pctWidth>0</wp14:pctWidth>
-                </wp14:sizeRelH>
               </wp:anchor>
             </w:drawing>
           </mc:Choice>
           <mc:Fallback>
             <w:pict>
-              <v:line w14:anchorId="40157883" id="直接连接符 14" o:spid="_x0000_s1026" style="position:absolute;z-index:251660288;visibility:visible;mso-wrap-style:square;mso-width-percent:0;mso-wrap-distance-left:9pt;mso-wrap-distance-top:0;mso-wrap-distance-right:9pt;mso-wrap-distance-bottom:0;mso-position-horizontal:absolute;mso-position-horizontal-relative:text;mso-position-vertical:absolute;mso-position-vertical-relative:text;mso-width-percent:0;mso-width-relative:margin" from=".05pt,9.7pt" to="55.7pt,9.7pt" o:gfxdata="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" strokecolor="#53aba1" strokeweight="2.25pt">
-                <v:stroke joinstyle="miter"/>
-              </v:line>
+              <v:rect w14:anchorId="2D3E758A" id="矩形 9" o:spid="_x0000_s1026" style="position:absolute;margin-left:-1.1pt;margin-top:12.6pt;width:3.6pt;height:16.4pt;z-index:251667456;visibility:visible;mso-wrap-style:square;mso-wrap-distance-left:9pt;mso-wrap-distance-top:0;mso-wrap-distance-right:9pt;mso-wrap-distance-bottom:0;mso-position-horizontal:absolute;mso-position-horizontal-relative:text;mso-position-vertical:absolute;mso-position-vertical-relative:text;v-text-anchor:middle" o:gfxdata="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" fillcolor="#4472c4 [3204]" strokecolor="#09101d [484]" strokeweight="1pt"/>
             </w:pict>
           </mc:Fallback>
         </mc:AlternateContent>
       </w:r>
-      <w:r>
-        <w:rPr>
-          <w:rFonts w:ascii="Calibri" w:eastAsia="微软雅黑" w:hAnsi="Calibri" w:cs="Calibri"/>
-          <w:b/>
-          <w:bCs/>
-          <w:noProof/>
-          <w:sz w:val="36"/>
-          <w:szCs w:val="36"/>
-          <w:lang w:val="zh-CN"/>
-        </w:rPr>
-        <mc:AlternateContent>
-          <mc:Choice Requires="wps">
-            <w:drawing>
-              <wp:anchor distT="0" distB="0" distL="114300" distR="114300" simplePos="0" relativeHeight="251659264" behindDoc="0" locked="0" layoutInCell="1" allowOverlap="1" wp14:anchorId="3B1B6DAB" wp14:editId="264AFB96">
-                <wp:simplePos x="0" y="0"/>
-                <wp:positionH relativeFrom="column">
-                  <wp:posOffset>708504</wp:posOffset>
-                </wp:positionH>
-                <wp:positionV relativeFrom="paragraph">
-                  <wp:posOffset>121860</wp:posOffset>
-                </wp:positionV>
-                <wp:extent cx="4603446" cy="0"/>
-                <wp:effectExtent l="0" t="19050" r="26035" b="19050"/>
-                <wp:wrapNone/>
-                <wp:docPr id="12" name="直接连接符 12"/>
-                <wp:cNvGraphicFramePr/>
-                <a:graphic xmlns:a="http://schemas.openxmlformats.org/drawingml/2006/main">
-                  <a:graphicData uri="http://schemas.microsoft.com/office/word/2010/wordprocessingShape">
-                    <wps:wsp>
-                      <wps:cNvCnPr/>
-                      <wps:spPr>
-                        <a:xfrm>
-                          <a:off x="0" y="0"/>
-                          <a:ext cx="4603446" cy="0"/>
-                        </a:xfrm>
-                        <a:prstGeom prst="line">
-                          <a:avLst/>
-                        </a:prstGeom>
-                        <a:ln w="28575">
-                          <a:solidFill>
-                            <a:schemeClr val="tx1">
-                              <a:lumMod val="50000"/>
-                              <a:lumOff val="50000"/>
-                            </a:schemeClr>
-                          </a:solidFill>
-                        </a:ln>
-                      </wps:spPr>
-                      <wps:style>
-                        <a:lnRef idx="1">
-                          <a:schemeClr val="accent1"/>
-                        </a:lnRef>
-                        <a:fillRef idx="0">
-                          <a:schemeClr val="accent1"/>
-                        </a:fillRef>
-                        <a:effectRef idx="0">
-                          <a:schemeClr val="accent1"/>
-                        </a:effectRef>
-                        <a:fontRef idx="minor">
-                          <a:schemeClr val="tx1"/>
-                        </a:fontRef>
-                      </wps:style>
-                      <wps:bodyPr/>
-                    </wps:wsp>
-                  </a:graphicData>
-                </a:graphic>
-                <wp14:sizeRelH relativeFrom="margin">
-                  <wp14:pctWidth>0</wp14:pctWidth>
-                </wp14:sizeRelH>
-                <wp14:sizeRelV relativeFrom="margin">
-                  <wp14:pctHeight>0</wp14:pctHeight>
-                </wp14:sizeRelV>
-              </wp:anchor>
-            </w:drawing>
-          </mc:Choice>
-          <mc:Fallback>
-            <w:pict>
-              <v:line w14:anchorId="7B4F3F79" id="直接连接符 12" o:spid="_x0000_s1026" style="position:absolute;z-index:251659264;visibility:visible;mso-wrap-style:square;mso-width-percent:0;mso-height-percent:0;mso-wrap-distance-left:9pt;mso-wrap-distance-top:0;mso-wrap-distance-right:9pt;mso-wrap-distance-bottom:0;mso-position-horizontal:absolute;mso-position-horizontal-relative:text;mso-position-vertical:absolute;mso-position-vertical-relative:text;mso-width-percent:0;mso-height-percent:0;mso-width-relative:margin;mso-height-relative:margin" from="55.8pt,9.6pt" to="418.3pt,9.6pt" o:gfxdata="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" strokecolor="gray [1629]" strokeweight="2.25pt">
-                <v:stroke joinstyle="miter"/>
-              </v:line>
-            </w:pict>
-          </mc:Fallback>
-        </mc:AlternateContent>
-      </w:r>
-      <w:r>
-        <w:rPr>
-          <w:rFonts w:ascii="Calibri" w:eastAsia="华文细黑" w:hAnsi="Calibri" w:cs="Calibri"/>
-          <w:color w:val="404040" w:themeColor="text1" w:themeTint="BF"/>
-          <w:szCs w:val="21"/>
-        </w:rPr>
-        <w:t>姓</w:t>
-      </w:r>
-      <w:r>
-        <w:rPr>
-          <w:rFonts w:ascii="Calibri" w:eastAsia="华文细黑" w:hAnsi="Calibri" w:cs="Calibri"/>
-          <w:color w:val="404040" w:themeColor="text1" w:themeTint="BF"/>
-          <w:szCs w:val="21"/>
-        </w:rPr>
-        <w:t xml:space="preserve">    </w:t>
-      </w:r>
-      <w:r>
-        <w:rPr>
-          <w:rFonts w:ascii="Calibri" w:eastAsia="华文细黑" w:hAnsi="Calibri" w:cs="Calibri"/>
-          <w:color w:val="404040" w:themeColor="text1" w:themeTint="BF"/>
-          <w:szCs w:val="21"/>
-        </w:rPr>
-        <w:t>名：于飞</w:t>
-      </w:r>
-      <w:r>
-        <w:rPr>
-          <w:rFonts w:ascii="Calibri" w:eastAsia="华文细黑" w:hAnsi="Calibri" w:cs="Calibri"/>
-          <w:color w:val="404040" w:themeColor="text1" w:themeTint="BF"/>
-          <w:szCs w:val="21"/>
-        </w:rPr>
-        <w:t xml:space="preserve">                         </w:t>
-      </w:r>
-      <w:r>
-        <w:rPr>
-          <w:rFonts w:ascii="Calibri" w:eastAsia="华文细黑" w:hAnsi="Calibri" w:cs="Calibri" w:hint="eastAsia"/>
-          <w:color w:val="404040" w:themeColor="text1" w:themeTint="BF"/>
-          <w:szCs w:val="21"/>
-        </w:rPr>
-        <w:t xml:space="preserve">     </w:t>
-      </w:r>
-      <w:r>
-        <w:rPr>
-          <w:rFonts w:ascii="Calibri" w:eastAsia="华文细黑" w:hAnsi="Calibri" w:cs="Calibri"/>
-          <w:color w:val="404040" w:themeColor="text1" w:themeTint="BF"/>
-          <w:szCs w:val="21"/>
-        </w:rPr>
-        <w:t xml:space="preserve">       </w:t>
-      </w:r>
-      <w:r>
-        <w:rPr>
-          <w:rFonts w:ascii="Calibri" w:eastAsia="华文细黑" w:hAnsi="Calibri" w:cs="Calibri" w:hint="eastAsia"/>
-          <w:color w:val="404040" w:themeColor="text1" w:themeTint="BF"/>
-          <w:szCs w:val="21"/>
-        </w:rPr>
-        <w:t xml:space="preserve"> </w:t>
-      </w:r>
-      <w:r>
-        <w:rPr>
-          <w:rFonts w:ascii="Calibri" w:eastAsia="华文细黑" w:hAnsi="Calibri" w:cs="Calibri"/>
-          <w:color w:val="404040" w:themeColor="text1" w:themeTint="BF"/>
-          <w:szCs w:val="21"/>
-        </w:rPr>
-        <w:t>性</w:t>
-      </w:r>
-      <w:r>
-        <w:rPr>
-          <w:rFonts w:ascii="Calibri" w:eastAsia="华文细黑" w:hAnsi="Calibri" w:cs="Calibri"/>
-          <w:color w:val="404040" w:themeColor="text1" w:themeTint="BF"/>
-          <w:szCs w:val="21"/>
-        </w:rPr>
-        <w:t xml:space="preserve">    </w:t>
-      </w:r>
-      <w:r>
-        <w:rPr>
-          <w:rFonts w:ascii="Calibri" w:eastAsia="华文细黑" w:hAnsi="Calibri" w:cs="Calibri"/>
-          <w:color w:val="404040" w:themeColor="text1" w:themeTint="BF"/>
-          <w:szCs w:val="21"/>
-        </w:rPr>
-        <w:t>别：男</w:t>
-      </w:r>
-    </w:p>
-    <w:p>
-      <w:pPr>
-        <w:spacing w:line="400" w:lineRule="exact"/>
-        <w:rPr>
-          <w:rFonts w:ascii="Calibri" w:eastAsia="华文细黑" w:hAnsi="Calibri" w:cs="Calibri"/>
-          <w:color w:val="404040" w:themeColor="text1" w:themeTint="BF"/>
-          <w:szCs w:val="21"/>
-        </w:rPr>
-      </w:pPr>
-      <w:r>
-        <w:rPr>
-          <w:rFonts w:ascii="Calibri" w:eastAsia="华文细黑" w:hAnsi="Calibri" w:cs="Calibri"/>
-          <w:color w:val="404040" w:themeColor="text1" w:themeTint="BF"/>
-          <w:szCs w:val="21"/>
-        </w:rPr>
-        <w:t>年</w:t>
-      </w:r>
-      <w:r>
-        <w:rPr>
-          <w:rFonts w:ascii="Calibri" w:eastAsia="华文细黑" w:hAnsi="Calibri" w:cs="Calibri"/>
-          <w:color w:val="404040" w:themeColor="text1" w:themeTint="BF"/>
-          <w:szCs w:val="21"/>
-        </w:rPr>
-        <w:t xml:space="preserve">    </w:t>
-      </w:r>
-      <w:r>
-        <w:rPr>
-          <w:rFonts w:ascii="Calibri" w:eastAsia="华文细黑" w:hAnsi="Calibri" w:cs="Calibri"/>
-          <w:color w:val="404040" w:themeColor="text1" w:themeTint="BF"/>
-          <w:szCs w:val="21"/>
-        </w:rPr>
-        <w:t>龄：</w:t>
-      </w:r>
-      <w:r>
-        <w:rPr>
-          <w:rFonts w:ascii="Calibri" w:eastAsia="华文细黑" w:hAnsi="Calibri" w:cs="Calibri" w:hint="eastAsia"/>
-          <w:color w:val="404040" w:themeColor="text1" w:themeTint="BF"/>
-          <w:szCs w:val="21"/>
-        </w:rPr>
-        <w:t>34</w:t>
-      </w:r>
-      <w:r>
-        <w:rPr>
-          <w:rFonts w:ascii="Calibri" w:eastAsia="华文细黑" w:hAnsi="Calibri" w:cs="Calibri"/>
-          <w:color w:val="404040" w:themeColor="text1" w:themeTint="BF"/>
-          <w:szCs w:val="21"/>
-        </w:rPr>
-        <w:t>岁</w:t>
-      </w:r>
-      <w:r>
-        <w:rPr>
-          <w:rFonts w:ascii="Calibri" w:eastAsia="华文细黑" w:hAnsi="Calibri" w:cs="Calibri"/>
-          <w:color w:val="404040" w:themeColor="text1" w:themeTint="BF"/>
-          <w:szCs w:val="21"/>
-        </w:rPr>
-        <w:t xml:space="preserve">                           </w:t>
-      </w:r>
-      <w:r>
-        <w:rPr>
-          <w:rFonts w:ascii="Calibri" w:eastAsia="华文细黑" w:hAnsi="Calibri" w:cs="Calibri" w:hint="eastAsia"/>
-          <w:color w:val="404040" w:themeColor="text1" w:themeTint="BF"/>
-          <w:szCs w:val="21"/>
-        </w:rPr>
-        <w:t xml:space="preserve">       </w:t>
-      </w:r>
-      <w:r>
-        <w:rPr>
-          <w:rFonts w:ascii="Calibri" w:eastAsia="华文细黑" w:hAnsi="Calibri" w:cs="Calibri"/>
-          <w:color w:val="404040" w:themeColor="text1" w:themeTint="BF"/>
-          <w:szCs w:val="21"/>
-        </w:rPr>
-        <w:t xml:space="preserve">   </w:t>
-      </w:r>
-      <w:r>
-        <w:rPr>
-          <w:rFonts w:ascii="Calibri" w:eastAsia="华文细黑" w:hAnsi="Calibri" w:cs="Calibri"/>
-          <w:color w:val="404040" w:themeColor="text1" w:themeTint="BF"/>
-          <w:szCs w:val="21"/>
-        </w:rPr>
-        <w:t>工作时间：</w:t>
-      </w:r>
-      <w:r>
-        <w:rPr>
-          <w:rFonts w:ascii="Calibri" w:eastAsia="华文细黑" w:hAnsi="Calibri" w:cs="Calibri" w:hint="eastAsia"/>
-          <w:color w:val="404040" w:themeColor="text1" w:themeTint="BF"/>
-          <w:szCs w:val="21"/>
-        </w:rPr>
-        <w:t>10</w:t>
-      </w:r>
-      <w:r>
-        <w:rPr>
-          <w:rFonts w:ascii="Calibri" w:eastAsia="华文细黑" w:hAnsi="Calibri" w:cs="Calibri"/>
-          <w:color w:val="404040" w:themeColor="text1" w:themeTint="BF"/>
-          <w:szCs w:val="21"/>
-        </w:rPr>
-        <w:t>年</w:t>
-      </w:r>
-    </w:p>
-    <w:p>
-      <w:pPr>
-        <w:spacing w:line="400" w:lineRule="exact"/>
-        <w:rPr>
-          <w:rFonts w:ascii="Calibri" w:eastAsia="华文细黑" w:hAnsi="Calibri" w:cs="Calibri"/>
-          <w:color w:val="404040" w:themeColor="text1" w:themeTint="BF"/>
-          <w:szCs w:val="21"/>
-        </w:rPr>
-      </w:pPr>
-      <w:r>
-        <w:rPr>
-          <w:rFonts w:ascii="Calibri" w:eastAsia="华文细黑" w:hAnsi="Calibri" w:cs="Calibri"/>
-          <w:color w:val="404040" w:themeColor="text1" w:themeTint="BF"/>
-          <w:szCs w:val="21"/>
-        </w:rPr>
-        <w:t>学</w:t>
-      </w:r>
-      <w:r>
-        <w:rPr>
-          <w:rFonts w:ascii="Calibri" w:eastAsia="华文细黑" w:hAnsi="Calibri" w:cs="Calibri"/>
-          <w:color w:val="404040" w:themeColor="text1" w:themeTint="BF"/>
-          <w:szCs w:val="21"/>
-        </w:rPr>
-        <w:t xml:space="preserve">    </w:t>
-      </w:r>
-      <w:r>
-        <w:rPr>
-          <w:rFonts w:ascii="Calibri" w:eastAsia="华文细黑" w:hAnsi="Calibri" w:cs="Calibri"/>
-          <w:color w:val="404040" w:themeColor="text1" w:themeTint="BF"/>
-          <w:szCs w:val="21"/>
-        </w:rPr>
-        <w:t>历：重庆大学</w:t>
-      </w:r>
-      <w:r>
-        <w:rPr>
-          <w:rFonts w:ascii="Calibri" w:eastAsia="华文细黑" w:hAnsi="Calibri" w:cs="Calibri"/>
-          <w:color w:val="404040" w:themeColor="text1" w:themeTint="BF"/>
-          <w:szCs w:val="21"/>
-        </w:rPr>
-        <w:t>/</w:t>
-      </w:r>
-      <w:r>
-        <w:rPr>
-          <w:rFonts w:ascii="Calibri" w:eastAsia="华文细黑" w:hAnsi="Calibri" w:cs="Calibri"/>
-          <w:color w:val="404040" w:themeColor="text1" w:themeTint="BF"/>
-          <w:szCs w:val="21"/>
-        </w:rPr>
-        <w:t>本科</w:t>
-      </w:r>
-      <w:r>
-        <w:rPr>
-          <w:rFonts w:ascii="Calibri" w:eastAsia="华文细黑" w:hAnsi="Calibri" w:cs="Calibri"/>
-          <w:color w:val="404040" w:themeColor="text1" w:themeTint="BF"/>
-          <w:szCs w:val="21"/>
-        </w:rPr>
-        <w:t xml:space="preserve">                     </w:t>
-      </w:r>
-      <w:r>
-        <w:rPr>
-          <w:rFonts w:ascii="Calibri" w:eastAsia="华文细黑" w:hAnsi="Calibri" w:cs="Calibri" w:hint="eastAsia"/>
-          <w:color w:val="404040" w:themeColor="text1" w:themeTint="BF"/>
-          <w:szCs w:val="21"/>
-        </w:rPr>
-        <w:t xml:space="preserve">      </w:t>
-      </w:r>
-      <w:r>
-        <w:rPr>
-          <w:rFonts w:ascii="Calibri" w:eastAsia="华文细黑" w:hAnsi="Calibri" w:cs="Calibri"/>
-          <w:color w:val="404040" w:themeColor="text1" w:themeTint="BF"/>
-          <w:szCs w:val="21"/>
-        </w:rPr>
-        <w:t xml:space="preserve">  </w:t>
-      </w:r>
-      <w:r>
-        <w:rPr>
-          <w:rFonts w:ascii="Calibri" w:eastAsia="华文细黑" w:hAnsi="Calibri" w:cs="Calibri"/>
-          <w:color w:val="404040" w:themeColor="text1" w:themeTint="BF"/>
-          <w:szCs w:val="21"/>
-        </w:rPr>
-        <w:t>英语水平：</w:t>
-      </w:r>
-      <w:r>
-        <w:rPr>
-          <w:rFonts w:ascii="Calibri" w:eastAsia="华文细黑" w:hAnsi="Calibri" w:cs="Calibri"/>
-          <w:color w:val="404040" w:themeColor="text1" w:themeTint="BF"/>
-          <w:szCs w:val="21"/>
-        </w:rPr>
-        <w:t>CET-6</w:t>
-      </w:r>
-    </w:p>
-    <w:p>
-      <w:pPr>
-        <w:spacing w:line="400" w:lineRule="exact"/>
-        <w:rPr>
-          <w:rFonts w:ascii="Calibri" w:eastAsia="华文细黑" w:hAnsi="Calibri" w:cs="Calibri"/>
-          <w:color w:val="404040" w:themeColor="text1" w:themeTint="BF"/>
-          <w:szCs w:val="21"/>
-        </w:rPr>
-      </w:pPr>
-      <w:r>
-        <w:rPr>
-          <w:rFonts w:ascii="Calibri" w:eastAsia="华文细黑" w:hAnsi="Calibri" w:cs="Calibri"/>
-          <w:color w:val="404040" w:themeColor="text1" w:themeTint="BF"/>
-          <w:szCs w:val="21"/>
-        </w:rPr>
-        <w:t>联系电话：</w:t>
-      </w:r>
-      <w:r>
-        <w:rPr>
-          <w:rFonts w:ascii="Calibri" w:eastAsia="华文细黑" w:hAnsi="Calibri" w:cs="Calibri"/>
-          <w:color w:val="404040" w:themeColor="text1" w:themeTint="BF"/>
-          <w:szCs w:val="21"/>
-        </w:rPr>
-        <w:t xml:space="preserve">135 7084 5834                      </w:t>
-      </w:r>
-      <w:r>
-        <w:rPr>
-          <w:rFonts w:ascii="Calibri" w:eastAsia="华文细黑" w:hAnsi="Calibri" w:cs="Calibri" w:hint="eastAsia"/>
-          <w:color w:val="404040" w:themeColor="text1" w:themeTint="BF"/>
-          <w:szCs w:val="21"/>
-        </w:rPr>
-        <w:t xml:space="preserve">      </w:t>
-      </w:r>
-      <w:r>
-        <w:rPr>
-          <w:rFonts w:ascii="Calibri" w:eastAsia="华文细黑" w:hAnsi="Calibri" w:cs="Calibri"/>
-          <w:color w:val="404040" w:themeColor="text1" w:themeTint="BF"/>
-          <w:szCs w:val="21"/>
-        </w:rPr>
-        <w:t xml:space="preserve"> </w:t>
-      </w:r>
-      <w:r>
-        <w:rPr>
-          <w:rFonts w:ascii="Calibri" w:eastAsia="华文细黑" w:hAnsi="Calibri" w:cs="Calibri"/>
-          <w:color w:val="404040" w:themeColor="text1" w:themeTint="BF"/>
-          <w:szCs w:val="21"/>
-        </w:rPr>
-        <w:t xml:space="preserve"> </w:t>
-      </w:r>
-      <w:r>
-        <w:rPr>
-          <w:rFonts w:ascii="Calibri" w:eastAsia="华文细黑" w:hAnsi="Calibri" w:cs="Calibri"/>
-          <w:color w:val="404040" w:themeColor="text1" w:themeTint="BF"/>
-          <w:szCs w:val="21"/>
-        </w:rPr>
-        <w:t>邮</w:t>
-      </w:r>
-      <w:r>
-        <w:rPr>
-          <w:rFonts w:ascii="Calibri" w:eastAsia="华文细黑" w:hAnsi="Calibri" w:cs="Calibri"/>
-          <w:color w:val="404040" w:themeColor="text1" w:themeTint="BF"/>
-          <w:szCs w:val="21"/>
-        </w:rPr>
-        <w:t xml:space="preserve">    </w:t>
-      </w:r>
-      <w:r>
-        <w:rPr>
-          <w:rFonts w:ascii="Calibri" w:eastAsia="华文细黑" w:hAnsi="Calibri" w:cs="Calibri"/>
-          <w:color w:val="404040" w:themeColor="text1" w:themeTint="BF"/>
-          <w:szCs w:val="21"/>
-        </w:rPr>
-        <w:t>箱：</w:t>
-      </w:r>
-      <w:r>
-        <w:rPr>
-          <w:rFonts w:ascii="Calibri" w:eastAsia="华文细黑" w:hAnsi="Calibri" w:cs="Calibri"/>
-          <w:color w:val="404040" w:themeColor="text1" w:themeTint="BF"/>
-          <w:szCs w:val="21"/>
-        </w:rPr>
-        <w:t>yufei556@126.com</w:t>
-      </w:r>
-    </w:p>
-    <w:p>
-      <w:pPr>
-        <w:spacing w:beforeLines="50" w:before="156" w:line="400" w:lineRule="exact"/>
-        <w:rPr>
-          <w:rFonts w:ascii="华文细黑" w:eastAsia="华文细黑" w:hAnsi="华文细黑" w:cs="Calibri" w:hint="eastAsia"/>
-          <w:b/>
-          <w:bCs/>
-          <w:color w:val="404040" w:themeColor="text1" w:themeTint="BF"/>
-          <w:sz w:val="24"/>
-          <w:szCs w:val="24"/>
-        </w:rPr>
-      </w:pPr>
       <w:r>
         <w:rPr>
           <w:rFonts w:ascii="华文细黑" w:eastAsia="华文细黑" w:hAnsi="华文细黑" w:cs="Calibri"/>
@@ -674,7 +565,7 @@
               </wp:anchor>
             </w:drawing>
           </mc:Choice>
-          <mc:Fallback>
+          <mc:Fallback xmlns:w16cei="http://schemas.microsoft.com/office/word/2026/wordml/cei">
             <w:pict>
               <v:line w14:anchorId="0575191C" id="直接连接符 15" o:spid="_x0000_s1026" style="position:absolute;z-index:251662336;visibility:visible;mso-wrap-style:square;mso-width-percent:0;mso-height-percent:0;mso-wrap-distance-left:9pt;mso-wrap-distance-top:0;mso-wrap-distance-right:9pt;mso-wrap-distance-bottom:0;mso-position-horizontal:absolute;mso-position-horizontal-relative:text;mso-position-vertical:absolute;mso-position-vertical-relative:text;mso-width-percent:0;mso-height-percent:0;mso-width-relative:margin;mso-height-relative:margin" from=".05pt,9.5pt" to="55.7pt,9.5pt" o:gfxdata="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" strokecolor="#53aba1" strokeweight="2.25pt">
                 <v:stroke joinstyle="miter"/>
@@ -757,7 +648,7 @@
               </wp:anchor>
             </w:drawing>
           </mc:Choice>
-          <mc:Fallback>
+          <mc:Fallback xmlns:w16cei="http://schemas.microsoft.com/office/word/2026/wordml/cei">
             <w:pict>
               <v:line w14:anchorId="1B20A9E9" id="直接连接符 16" o:spid="_x0000_s1026" style="position:absolute;z-index:251661312;visibility:visible;mso-wrap-style:square;mso-width-percent:0;mso-height-percent:0;mso-wrap-distance-left:9pt;mso-wrap-distance-top:0;mso-wrap-distance-right:9pt;mso-wrap-distance-bottom:0;mso-position-horizontal:absolute;mso-position-horizontal-relative:text;mso-position-vertical:absolute;mso-position-vertical-relative:text;mso-width-percent:0;mso-height-percent:0;mso-width-relative:margin;mso-height-relative:margin" from="55.8pt,9.6pt" to="418.3pt,9.6pt" o:gfxdata="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" strokecolor="gray [1629]" strokeweight="2.25pt">
                 <v:stroke joinstyle="miter"/>
@@ -1000,7 +891,7 @@
               </wp:anchor>
             </w:drawing>
           </mc:Choice>
-          <mc:Fallback>
+          <mc:Fallback xmlns:w16cei="http://schemas.microsoft.com/office/word/2026/wordml/cei">
             <w:pict>
               <v:line w14:anchorId="5697BB46" id="直接连接符 18" o:spid="_x0000_s1026" style="position:absolute;z-index:251664384;visibility:visible;mso-wrap-style:square;mso-width-percent:0;mso-height-percent:0;mso-wrap-distance-left:9pt;mso-wrap-distance-top:0;mso-wrap-distance-right:9pt;mso-wrap-distance-bottom:0;mso-position-horizontal:absolute;mso-position-horizontal-relative:text;mso-position-vertical:absolute;mso-position-vertical-relative:text;mso-width-percent:0;mso-height-percent:0;mso-width-relative:margin;mso-height-relative:margin" from=".05pt,9.5pt" to="55.7pt,9.5pt" o:gfxdata="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" strokecolor="#53aba1" strokeweight="2.25pt">
                 <v:stroke joinstyle="miter"/>
@@ -1083,7 +974,7 @@
               </wp:anchor>
             </w:drawing>
           </mc:Choice>
-          <mc:Fallback>
+          <mc:Fallback xmlns:w16cei="http://schemas.microsoft.com/office/word/2026/wordml/cei">
             <w:pict>
               <v:line w14:anchorId="4CF8D941" id="直接连接符 19" o:spid="_x0000_s1026" style="position:absolute;z-index:251663360;visibility:visible;mso-wrap-style:square;mso-width-percent:0;mso-height-percent:0;mso-wrap-distance-left:9pt;mso-wrap-distance-top:0;mso-wrap-distance-right:9pt;mso-wrap-distance-bottom:0;mso-position-horizontal:absolute;mso-position-horizontal-relative:text;mso-position-vertical:absolute;mso-position-vertical-relative:text;mso-width-percent:0;mso-height-percent:0;mso-width-relative:margin;mso-height-relative:margin" from="55.8pt,9.6pt" to="418.3pt,9.6pt" o:gfxdata="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" strokecolor="gray [1629]" strokeweight="2.25pt">
                 <v:stroke joinstyle="miter"/>
@@ -1810,7 +1701,7 @@
               </wp:anchor>
             </w:drawing>
           </mc:Choice>
-          <mc:Fallback>
+          <mc:Fallback xmlns:w16cei="http://schemas.microsoft.com/office/word/2026/wordml/cei">
             <w:pict>
               <v:line w14:anchorId="6AB316B5" id="直接连接符 29" o:spid="_x0000_s1026" style="position:absolute;z-index:251665408;visibility:visible;mso-wrap-style:square;mso-width-percent:0;mso-height-percent:0;mso-wrap-distance-left:9pt;mso-wrap-distance-top:0;mso-wrap-distance-right:9pt;mso-wrap-distance-bottom:0;mso-position-horizontal:absolute;mso-position-horizontal-relative:text;mso-position-vertical:absolute;mso-position-vertical-relative:text;mso-width-percent:0;mso-height-percent:0;mso-width-relative:margin;mso-height-relative:margin" from="55.75pt,9.75pt" to="418.2pt,9.75pt" o:gfxdata="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" strokecolor="gray [1629]" strokeweight="2.25pt">
                 <v:stroke joinstyle="miter"/>
@@ -1890,7 +1781,7 @@
               </wp:anchor>
             </w:drawing>
           </mc:Choice>
-          <mc:Fallback>
+          <mc:Fallback xmlns:w16cei="http://schemas.microsoft.com/office/word/2026/wordml/cei">
             <w:pict>
               <v:line w14:anchorId="3869A264" id="直接连接符 28" o:spid="_x0000_s1026" style="position:absolute;z-index:251666432;visibility:visible;mso-wrap-style:square;mso-width-percent:0;mso-height-percent:0;mso-wrap-distance-left:9pt;mso-wrap-distance-top:0;mso-wrap-distance-right:9pt;mso-wrap-distance-bottom:0;mso-position-horizontal:absolute;mso-position-horizontal-relative:text;mso-position-vertical:absolute;mso-position-vertical-relative:text;mso-width-percent:0;mso-height-percent:0;mso-width-relative:margin;mso-height-relative:margin" from="0,9.75pt" to="55.65pt,9.75pt" o:gfxdata="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" strokecolor="#53aba1" strokeweight="2.25pt">
                 <v:stroke joinstyle="miter"/>
@@ -2488,7 +2379,6 @@
           <w:color w:val="404040" w:themeColor="text1" w:themeTint="BF"/>
           <w:szCs w:val="21"/>
         </w:rPr>
-        <w:lastRenderedPageBreak/>
         <w:t>120</w:t>
       </w:r>
       <w:r>
@@ -2537,6 +2427,7 @@
           <w:color w:val="404040" w:themeColor="text1" w:themeTint="BF"/>
           <w:szCs w:val="21"/>
         </w:rPr>
+        <w:lastRenderedPageBreak/>
         <w:t>作为交易风控规则引擎、人机识别、离线筛单、信誉分核心设计和开发人员，完成交易风控能力建设，具备风控产品快速复制能力，已在中国区、亚太、欧洲部署。为流程</w:t>
       </w:r>
       <w:r>
@@ -3356,7 +3247,7 @@
         <w:spacing w:line="320" w:lineRule="exact"/>
         <w:ind w:firstLine="420"/>
         <w:rPr>
-          <w:rFonts w:ascii="Calibri" w:eastAsia="华文细黑" w:hAnsi="Calibri" w:cs="Calibri" w:hint="eastAsia"/>
+          <w:rFonts w:ascii="Calibri" w:eastAsia="华文细黑" w:hAnsi="Calibri" w:cs="Calibri"/>
           <w:color w:val="404040" w:themeColor="text1" w:themeTint="BF"/>
           <w:szCs w:val="21"/>
         </w:rPr>
@@ -3765,7 +3656,6 @@
           <w:color w:val="404040" w:themeColor="text1" w:themeTint="BF"/>
           <w:szCs w:val="21"/>
         </w:rPr>
-        <w:lastRenderedPageBreak/>
         <w:t>参与魔聘系统方案设计，</w:t>
       </w:r>
       <w:r>
@@ -3814,16 +3704,8 @@
           <w:color w:val="404040" w:themeColor="text1" w:themeTint="BF"/>
           <w:szCs w:val="21"/>
         </w:rPr>
-        <w:t>负责兼职业务在线赚钱任务标签体系</w:t>
-      </w:r>
-      <w:proofErr w:type="gramStart"/>
-      <w:r>
-        <w:rPr>
-          <w:rFonts w:ascii="Calibri" w:eastAsia="华文细黑" w:hAnsi="Calibri" w:cs="Calibri" w:hint="eastAsia"/>
-          <w:color w:val="404040" w:themeColor="text1" w:themeTint="BF"/>
-          <w:szCs w:val="21"/>
-        </w:rPr>
-        <w:t>搭建</w:t>
+        <w:lastRenderedPageBreak/>
+        <w:t>负责兼职业务在线赚钱任务标签体系搭建</w:t>
       </w:r>
       <w:r>
         <w:rPr>
@@ -3833,7 +3715,6 @@
         </w:rPr>
         <w:t>,</w:t>
       </w:r>
-      <w:proofErr w:type="gramEnd"/>
       <w:r>
         <w:rPr>
           <w:rFonts w:ascii="Calibri" w:eastAsia="华文细黑" w:hAnsi="Calibri" w:cs="Calibri" w:hint="eastAsia"/>
@@ -6090,7 +5971,7 @@
 </file>
 
 <file path=word/endnotes.xml><?xml version="1.0" encoding="utf-8"?>
-<w:endnotes xmlns:wpc="http://schemas.microsoft.com/office/word/2010/wordprocessingCanvas" xmlns:cx="http://schemas.microsoft.com/office/drawing/2014/chartex" xmlns:cx1="http://schemas.microsoft.com/office/drawing/2015/9/8/chartex" xmlns:cx2="http://schemas.microsoft.com/office/drawing/2015/10/21/chartex" xmlns:cx3="http://schemas.microsoft.com/office/drawing/2016/5/9/chartex" xmlns:cx4="http://schemas.microsoft.com/office/drawing/2016/5/10/chartex" xmlns:cx5="http://schemas.microsoft.com/office/drawing/2016/5/11/chartex" xmlns:cx6="http://schemas.microsoft.com/office/drawing/2016/5/12/chartex" xmlns:cx7="http://schemas.microsoft.com/office/drawing/2016/5/13/chartex" xmlns:cx8="http://schemas.microsoft.com/office/drawing/2016/5/14/chartex" xmlns:mc="http://schemas.openxmlformats.org/markup-compatibility/2006" xmlns:aink="http://schemas.microsoft.com/office/drawing/2016/ink" xmlns:am3d="http://schemas.microsoft.com/office/drawing/2017/model3d" xmlns:o="urn:schemas-microsoft-com:office:office" xmlns:oel="http://schemas.microsoft.com/office/2019/extlst" xmlns:r="http://schemas.openxmlformats.org/officeDocument/2006/relationships" xmlns:m="http://schemas.openxmlformats.org/officeDocument/2006/math" xmlns:v="urn:schemas-microsoft-com:vml" xmlns:wp14="http://schemas.microsoft.com/office/word/2010/wordprocessingDrawing" xmlns:wp="http://schemas.openxmlformats.org/drawingml/2006/wordprocessingDrawing" xmlns:w10="urn:schemas-microsoft-com:office:word" xmlns:w="http://schemas.openxmlformats.org/wordprocessingml/2006/main" xmlns:w14="http://schemas.microsoft.com/office/word/2010/wordml" xmlns:w15="http://schemas.microsoft.com/office/word/2012/wordml" xmlns:w16cei="http://schemas.microsoft.com/office/word/2026/wordml/cei" xmlns:w16cex="http://schemas.microsoft.com/office/word/2018/wordml/cex" xmlns:w16cid="http://schemas.microsoft.com/office/word/2016/wordml/cid" xmlns:w16="http://schemas.microsoft.com/office/word/2018/wordml" xmlns:w16du="http://schemas.microsoft.com/office/word/2023/wordml/word16du" xmlns:w16sdtdh="http://schemas.microsoft.com/office/word/2020/wordml/sdtdatahash" xmlns:w16sdtfl="http://schemas.microsoft.com/office/word/2024/wordml/sdtformatlock" xmlns:w16se="http://schemas.microsoft.com/office/word/2015/wordml/symex" xmlns:wpg="http://schemas.microsoft.com/office/word/2010/wordprocessingGroup" xmlns:wpi="http://schemas.microsoft.com/office/word/2010/wordprocessingInk" xmlns:wne="http://schemas.microsoft.com/office/word/2006/wordml" xmlns:wps="http://schemas.microsoft.com/office/word/2010/wordprocessingShape" mc:Ignorable="w14 w15 w16se w16cid w16 w16cex w16sdtdh w16sdtfl w16du wp14">
+<w:endnotes xmlns:wpc="http://schemas.microsoft.com/office/word/2010/wordprocessingCanvas" xmlns:cx="http://schemas.microsoft.com/office/drawing/2014/chartex" xmlns:cx1="http://schemas.microsoft.com/office/drawing/2015/9/8/chartex" xmlns:cx2="http://schemas.microsoft.com/office/drawing/2015/10/21/chartex" xmlns:cx3="http://schemas.microsoft.com/office/drawing/2016/5/9/chartex" xmlns:cx4="http://schemas.microsoft.com/office/drawing/2016/5/10/chartex" xmlns:cx5="http://schemas.microsoft.com/office/drawing/2016/5/11/chartex" xmlns:cx6="http://schemas.microsoft.com/office/drawing/2016/5/12/chartex" xmlns:cx7="http://schemas.microsoft.com/office/drawing/2016/5/13/chartex" xmlns:cx8="http://schemas.microsoft.com/office/drawing/2016/5/14/chartex" xmlns:mc="http://schemas.openxmlformats.org/markup-compatibility/2006" xmlns:aink="http://schemas.microsoft.com/office/drawing/2016/ink" xmlns:am3d="http://schemas.microsoft.com/office/drawing/2017/model3d" xmlns:o="urn:schemas-microsoft-com:office:office" xmlns:oel="http://schemas.microsoft.com/office/2019/extlst" xmlns:r="http://schemas.openxmlformats.org/officeDocument/2006/relationships" xmlns:m="http://schemas.openxmlformats.org/officeDocument/2006/math" xmlns:v="urn:schemas-microsoft-com:vml" xmlns:wp14="http://schemas.microsoft.com/office/word/2010/wordprocessingDrawing" xmlns:wp="http://schemas.openxmlformats.org/drawingml/2006/wordprocessingDrawing" xmlns:w10="urn:schemas-microsoft-com:office:word" xmlns:w="http://schemas.openxmlformats.org/wordprocessingml/2006/main" xmlns:w14="http://schemas.microsoft.com/office/word/2010/wordml" xmlns:w15="http://schemas.microsoft.com/office/word/2012/wordml" xmlns:w16cex="http://schemas.microsoft.com/office/word/2018/wordml/cex" xmlns:w16cid="http://schemas.microsoft.com/office/word/2016/wordml/cid" xmlns:w16="http://schemas.microsoft.com/office/word/2018/wordml" xmlns:w16du="http://schemas.microsoft.com/office/word/2023/wordml/word16du" xmlns:w16sdtdh="http://schemas.microsoft.com/office/word/2020/wordml/sdtdatahash" xmlns:w16sdtfl="http://schemas.microsoft.com/office/word/2024/wordml/sdtformatlock" xmlns:w16se="http://schemas.microsoft.com/office/word/2015/wordml/symex" xmlns:wpg="http://schemas.microsoft.com/office/word/2010/wordprocessingGroup" xmlns:wpi="http://schemas.microsoft.com/office/word/2010/wordprocessingInk" xmlns:wne="http://schemas.microsoft.com/office/word/2006/wordml" xmlns:wps="http://schemas.microsoft.com/office/word/2010/wordprocessingShape" mc:Ignorable="w14 w15 w16se w16cid w16 w16cex w16sdtdh w16sdtfl w16du wp14">
   <w:endnote w:type="separator" w:id="-1">
     <w:p>
       <w:pPr>
@@ -6119,7 +6000,7 @@
 </file>
 
 <file path=word/footnotes.xml><?xml version="1.0" encoding="utf-8"?>
-<w:footnotes xmlns:wpc="http://schemas.microsoft.com/office/word/2010/wordprocessingCanvas" xmlns:cx="http://schemas.microsoft.com/office/drawing/2014/chartex" xmlns:cx1="http://schemas.microsoft.com/office/drawing/2015/9/8/chartex" xmlns:cx2="http://schemas.microsoft.com/office/drawing/2015/10/21/chartex" xmlns:cx3="http://schemas.microsoft.com/office/drawing/2016/5/9/chartex" xmlns:cx4="http://schemas.microsoft.com/office/drawing/2016/5/10/chartex" xmlns:cx5="http://schemas.microsoft.com/office/drawing/2016/5/11/chartex" xmlns:cx6="http://schemas.microsoft.com/office/drawing/2016/5/12/chartex" xmlns:cx7="http://schemas.microsoft.com/office/drawing/2016/5/13/chartex" xmlns:cx8="http://schemas.microsoft.com/office/drawing/2016/5/14/chartex" xmlns:mc="http://schemas.openxmlformats.org/markup-compatibility/2006" xmlns:aink="http://schemas.microsoft.com/office/drawing/2016/ink" xmlns:am3d="http://schemas.microsoft.com/office/drawing/2017/model3d" xmlns:o="urn:schemas-microsoft-com:office:office" xmlns:oel="http://schemas.microsoft.com/office/2019/extlst" xmlns:r="http://schemas.openxmlformats.org/officeDocument/2006/relationships" xmlns:m="http://schemas.openxmlformats.org/officeDocument/2006/math" xmlns:v="urn:schemas-microsoft-com:vml" xmlns:wp14="http://schemas.microsoft.com/office/word/2010/wordprocessingDrawing" xmlns:wp="http://schemas.openxmlformats.org/drawingml/2006/wordprocessingDrawing" xmlns:w10="urn:schemas-microsoft-com:office:word" xmlns:w="http://schemas.openxmlformats.org/wordprocessingml/2006/main" xmlns:w14="http://schemas.microsoft.com/office/word/2010/wordml" xmlns:w15="http://schemas.microsoft.com/office/word/2012/wordml" xmlns:w16cei="http://schemas.microsoft.com/office/word/2026/wordml/cei" xmlns:w16cex="http://schemas.microsoft.com/office/word/2018/wordml/cex" xmlns:w16cid="http://schemas.microsoft.com/office/word/2016/wordml/cid" xmlns:w16="http://schemas.microsoft.com/office/word/2018/wordml" xmlns:w16du="http://schemas.microsoft.com/office/word/2023/wordml/word16du" xmlns:w16sdtdh="http://schemas.microsoft.com/office/word/2020/wordml/sdtdatahash" xmlns:w16sdtfl="http://schemas.microsoft.com/office/word/2024/wordml/sdtformatlock" xmlns:w16se="http://schemas.microsoft.com/office/word/2015/wordml/symex" xmlns:wpg="http://schemas.microsoft.com/office/word/2010/wordprocessingGroup" xmlns:wpi="http://schemas.microsoft.com/office/word/2010/wordprocessingInk" xmlns:wne="http://schemas.microsoft.com/office/word/2006/wordml" xmlns:wps="http://schemas.microsoft.com/office/word/2010/wordprocessingShape" mc:Ignorable="w14 w15 w16se w16cid w16 w16cex w16sdtdh w16sdtfl w16du wp14">
+<w:footnotes xmlns:wpc="http://schemas.microsoft.com/office/word/2010/wordprocessingCanvas" xmlns:cx="http://schemas.microsoft.com/office/drawing/2014/chartex" xmlns:cx1="http://schemas.microsoft.com/office/drawing/2015/9/8/chartex" xmlns:cx2="http://schemas.microsoft.com/office/drawing/2015/10/21/chartex" xmlns:cx3="http://schemas.microsoft.com/office/drawing/2016/5/9/chartex" xmlns:cx4="http://schemas.microsoft.com/office/drawing/2016/5/10/chartex" xmlns:cx5="http://schemas.microsoft.com/office/drawing/2016/5/11/chartex" xmlns:cx6="http://schemas.microsoft.com/office/drawing/2016/5/12/chartex" xmlns:cx7="http://schemas.microsoft.com/office/drawing/2016/5/13/chartex" xmlns:cx8="http://schemas.microsoft.com/office/drawing/2016/5/14/chartex" xmlns:mc="http://schemas.openxmlformats.org/markup-compatibility/2006" xmlns:aink="http://schemas.microsoft.com/office/drawing/2016/ink" xmlns:am3d="http://schemas.microsoft.com/office/drawing/2017/model3d" xmlns:o="urn:schemas-microsoft-com:office:office" xmlns:oel="http://schemas.microsoft.com/office/2019/extlst" xmlns:r="http://schemas.openxmlformats.org/officeDocument/2006/relationships" xmlns:m="http://schemas.openxmlformats.org/officeDocument/2006/math" xmlns:v="urn:schemas-microsoft-com:vml" xmlns:wp14="http://schemas.microsoft.com/office/word/2010/wordprocessingDrawing" xmlns:wp="http://schemas.openxmlformats.org/drawingml/2006/wordprocessingDrawing" xmlns:w10="urn:schemas-microsoft-com:office:word" xmlns:w="http://schemas.openxmlformats.org/wordprocessingml/2006/main" xmlns:w14="http://schemas.microsoft.com/office/word/2010/wordml" xmlns:w15="http://schemas.microsoft.com/office/word/2012/wordml" xmlns:w16cex="http://schemas.microsoft.com/office/word/2018/wordml/cex" xmlns:w16cid="http://schemas.microsoft.com/office/word/2016/wordml/cid" xmlns:w16="http://schemas.microsoft.com/office/word/2018/wordml" xmlns:w16du="http://schemas.microsoft.com/office/word/2023/wordml/word16du" xmlns:w16sdtdh="http://schemas.microsoft.com/office/word/2020/wordml/sdtdatahash" xmlns:w16sdtfl="http://schemas.microsoft.com/office/word/2024/wordml/sdtformatlock" xmlns:w16se="http://schemas.microsoft.com/office/word/2015/wordml/symex" xmlns:wpg="http://schemas.microsoft.com/office/word/2010/wordprocessingGroup" xmlns:wpi="http://schemas.microsoft.com/office/word/2010/wordprocessingInk" xmlns:wne="http://schemas.microsoft.com/office/word/2006/wordml" xmlns:wps="http://schemas.microsoft.com/office/word/2010/wordprocessingShape" mc:Ignorable="w14 w15 w16se w16cid w16 w16cex w16sdtdh w16sdtfl w16du wp14">
   <w:footnote w:type="separator" w:id="-1">
     <w:p>
       <w:pPr>
@@ -6148,7 +6029,7 @@
 </file>
 
 <file path=word/header1.xml><?xml version="1.0" encoding="utf-8"?>
-<w:hdr xmlns:wpc="http://schemas.microsoft.com/office/word/2010/wordprocessingCanvas" xmlns:cx="http://schemas.microsoft.com/office/drawing/2014/chartex" xmlns:cx1="http://schemas.microsoft.com/office/drawing/2015/9/8/chartex" xmlns:cx2="http://schemas.microsoft.com/office/drawing/2015/10/21/chartex" xmlns:cx3="http://schemas.microsoft.com/office/drawing/2016/5/9/chartex" xmlns:cx4="http://schemas.microsoft.com/office/drawing/2016/5/10/chartex" xmlns:cx5="http://schemas.microsoft.com/office/drawing/2016/5/11/chartex" xmlns:cx6="http://schemas.microsoft.com/office/drawing/2016/5/12/chartex" xmlns:cx7="http://schemas.microsoft.com/office/drawing/2016/5/13/chartex" xmlns:cx8="http://schemas.microsoft.com/office/drawing/2016/5/14/chartex" xmlns:mc="http://schemas.openxmlformats.org/markup-compatibility/2006" xmlns:aink="http://schemas.microsoft.com/office/drawing/2016/ink" xmlns:am3d="http://schemas.microsoft.com/office/drawing/2017/model3d" xmlns:o="urn:schemas-microsoft-com:office:office" xmlns:oel="http://schemas.microsoft.com/office/2019/extlst" xmlns:r="http://schemas.openxmlformats.org/officeDocument/2006/relationships" xmlns:m="http://schemas.openxmlformats.org/officeDocument/2006/math" xmlns:v="urn:schemas-microsoft-com:vml" xmlns:wp14="http://schemas.microsoft.com/office/word/2010/wordprocessingDrawing" xmlns:wp="http://schemas.openxmlformats.org/drawingml/2006/wordprocessingDrawing" xmlns:w10="urn:schemas-microsoft-com:office:word" xmlns:w="http://schemas.openxmlformats.org/wordprocessingml/2006/main" xmlns:w14="http://schemas.microsoft.com/office/word/2010/wordml" xmlns:w15="http://schemas.microsoft.com/office/word/2012/wordml" xmlns:w16cei="http://schemas.microsoft.com/office/word/2026/wordml/cei" xmlns:w16cex="http://schemas.microsoft.com/office/word/2018/wordml/cex" xmlns:w16cid="http://schemas.microsoft.com/office/word/2016/wordml/cid" xmlns:w16="http://schemas.microsoft.com/office/word/2018/wordml" xmlns:w16du="http://schemas.microsoft.com/office/word/2023/wordml/word16du" xmlns:w16sdtdh="http://schemas.microsoft.com/office/word/2020/wordml/sdtdatahash" xmlns:w16sdtfl="http://schemas.microsoft.com/office/word/2024/wordml/sdtformatlock" xmlns:w16se="http://schemas.microsoft.com/office/word/2015/wordml/symex" xmlns:wpg="http://schemas.microsoft.com/office/word/2010/wordprocessingGroup" xmlns:wpi="http://schemas.microsoft.com/office/word/2010/wordprocessingInk" xmlns:wne="http://schemas.microsoft.com/office/word/2006/wordml" xmlns:wps="http://schemas.microsoft.com/office/word/2010/wordprocessingShape" mc:Ignorable="w14 w15 w16se w16cid w16 w16cex w16sdtdh w16sdtfl w16du wp14">
+<w:hdr xmlns:wpc="http://schemas.microsoft.com/office/word/2010/wordprocessingCanvas" xmlns:cx="http://schemas.microsoft.com/office/drawing/2014/chartex" xmlns:cx1="http://schemas.microsoft.com/office/drawing/2015/9/8/chartex" xmlns:cx2="http://schemas.microsoft.com/office/drawing/2015/10/21/chartex" xmlns:cx3="http://schemas.microsoft.com/office/drawing/2016/5/9/chartex" xmlns:cx4="http://schemas.microsoft.com/office/drawing/2016/5/10/chartex" xmlns:cx5="http://schemas.microsoft.com/office/drawing/2016/5/11/chartex" xmlns:cx6="http://schemas.microsoft.com/office/drawing/2016/5/12/chartex" xmlns:cx7="http://schemas.microsoft.com/office/drawing/2016/5/13/chartex" xmlns:cx8="http://schemas.microsoft.com/office/drawing/2016/5/14/chartex" xmlns:mc="http://schemas.openxmlformats.org/markup-compatibility/2006" xmlns:aink="http://schemas.microsoft.com/office/drawing/2016/ink" xmlns:am3d="http://schemas.microsoft.com/office/drawing/2017/model3d" xmlns:o="urn:schemas-microsoft-com:office:office" xmlns:oel="http://schemas.microsoft.com/office/2019/extlst" xmlns:r="http://schemas.openxmlformats.org/officeDocument/2006/relationships" xmlns:m="http://schemas.openxmlformats.org/officeDocument/2006/math" xmlns:v="urn:schemas-microsoft-com:vml" xmlns:wp14="http://schemas.microsoft.com/office/word/2010/wordprocessingDrawing" xmlns:wp="http://schemas.openxmlformats.org/drawingml/2006/wordprocessingDrawing" xmlns:w10="urn:schemas-microsoft-com:office:word" xmlns:w="http://schemas.openxmlformats.org/wordprocessingml/2006/main" xmlns:w14="http://schemas.microsoft.com/office/word/2010/wordml" xmlns:w15="http://schemas.microsoft.com/office/word/2012/wordml" xmlns:w16cex="http://schemas.microsoft.com/office/word/2018/wordml/cex" xmlns:w16cid="http://schemas.microsoft.com/office/word/2016/wordml/cid" xmlns:w16="http://schemas.microsoft.com/office/word/2018/wordml" xmlns:w16du="http://schemas.microsoft.com/office/word/2023/wordml/word16du" xmlns:w16sdtdh="http://schemas.microsoft.com/office/word/2020/wordml/sdtdatahash" xmlns:w16sdtfl="http://schemas.microsoft.com/office/word/2024/wordml/sdtformatlock" xmlns:w16se="http://schemas.microsoft.com/office/word/2015/wordml/symex" xmlns:wpg="http://schemas.microsoft.com/office/word/2010/wordprocessingGroup" xmlns:wpi="http://schemas.microsoft.com/office/word/2010/wordprocessingInk" xmlns:wne="http://schemas.microsoft.com/office/word/2006/wordml" xmlns:wps="http://schemas.microsoft.com/office/word/2010/wordprocessingShape" mc:Ignorable="w14 w15 w16se w16cid w16 w16cex w16sdtdh w16sdtfl w16du wp14">
   <w:p>
     <w:pPr>
       <w:pStyle w:val="a6"/>
@@ -6164,7 +6045,7 @@
 </file>
 
 <file path=word/header2.xml><?xml version="1.0" encoding="utf-8"?>
-<w:hdr xmlns:wpc="http://schemas.microsoft.com/office/word/2010/wordprocessingCanvas" xmlns:cx="http://schemas.microsoft.com/office/drawing/2014/chartex" xmlns:cx1="http://schemas.microsoft.com/office/drawing/2015/9/8/chartex" xmlns:cx2="http://schemas.microsoft.com/office/drawing/2015/10/21/chartex" xmlns:cx3="http://schemas.microsoft.com/office/drawing/2016/5/9/chartex" xmlns:cx4="http://schemas.microsoft.com/office/drawing/2016/5/10/chartex" xmlns:cx5="http://schemas.microsoft.com/office/drawing/2016/5/11/chartex" xmlns:cx6="http://schemas.microsoft.com/office/drawing/2016/5/12/chartex" xmlns:cx7="http://schemas.microsoft.com/office/drawing/2016/5/13/chartex" xmlns:cx8="http://schemas.microsoft.com/office/drawing/2016/5/14/chartex" xmlns:mc="http://schemas.openxmlformats.org/markup-compatibility/2006" xmlns:aink="http://schemas.microsoft.com/office/drawing/2016/ink" xmlns:am3d="http://schemas.microsoft.com/office/drawing/2017/model3d" xmlns:o="urn:schemas-microsoft-com:office:office" xmlns:oel="http://schemas.microsoft.com/office/2019/extlst" xmlns:r="http://schemas.openxmlformats.org/officeDocument/2006/relationships" xmlns:m="http://schemas.openxmlformats.org/officeDocument/2006/math" xmlns:v="urn:schemas-microsoft-com:vml" xmlns:wp14="http://schemas.microsoft.com/office/word/2010/wordprocessingDrawing" xmlns:wp="http://schemas.openxmlformats.org/drawingml/2006/wordprocessingDrawing" xmlns:w10="urn:schemas-microsoft-com:office:word" xmlns:w="http://schemas.openxmlformats.org/wordprocessingml/2006/main" xmlns:w14="http://schemas.microsoft.com/office/word/2010/wordml" xmlns:w15="http://schemas.microsoft.com/office/word/2012/wordml" xmlns:w16cei="http://schemas.microsoft.com/office/word/2026/wordml/cei" xmlns:w16cex="http://schemas.microsoft.com/office/word/2018/wordml/cex" xmlns:w16cid="http://schemas.microsoft.com/office/word/2016/wordml/cid" xmlns:w16="http://schemas.microsoft.com/office/word/2018/wordml" xmlns:w16du="http://schemas.microsoft.com/office/word/2023/wordml/word16du" xmlns:w16sdtdh="http://schemas.microsoft.com/office/word/2020/wordml/sdtdatahash" xmlns:w16sdtfl="http://schemas.microsoft.com/office/word/2024/wordml/sdtformatlock" xmlns:w16se="http://schemas.microsoft.com/office/word/2015/wordml/symex" xmlns:wpg="http://schemas.microsoft.com/office/word/2010/wordprocessingGroup" xmlns:wpi="http://schemas.microsoft.com/office/word/2010/wordprocessingInk" xmlns:wne="http://schemas.microsoft.com/office/word/2006/wordml" xmlns:wps="http://schemas.microsoft.com/office/word/2010/wordprocessingShape" mc:Ignorable="w14 w15 w16se w16cid w16 w16cex w16sdtdh w16sdtfl w16du wp14">
+<w:hdr xmlns:wpc="http://schemas.microsoft.com/office/word/2010/wordprocessingCanvas" xmlns:cx="http://schemas.microsoft.com/office/drawing/2014/chartex" xmlns:cx1="http://schemas.microsoft.com/office/drawing/2015/9/8/chartex" xmlns:cx2="http://schemas.microsoft.com/office/drawing/2015/10/21/chartex" xmlns:cx3="http://schemas.microsoft.com/office/drawing/2016/5/9/chartex" xmlns:cx4="http://schemas.microsoft.com/office/drawing/2016/5/10/chartex" xmlns:cx5="http://schemas.microsoft.com/office/drawing/2016/5/11/chartex" xmlns:cx6="http://schemas.microsoft.com/office/drawing/2016/5/12/chartex" xmlns:cx7="http://schemas.microsoft.com/office/drawing/2016/5/13/chartex" xmlns:cx8="http://schemas.microsoft.com/office/drawing/2016/5/14/chartex" xmlns:mc="http://schemas.openxmlformats.org/markup-compatibility/2006" xmlns:aink="http://schemas.microsoft.com/office/drawing/2016/ink" xmlns:am3d="http://schemas.microsoft.com/office/drawing/2017/model3d" xmlns:o="urn:schemas-microsoft-com:office:office" xmlns:oel="http://schemas.microsoft.com/office/2019/extlst" xmlns:r="http://schemas.openxmlformats.org/officeDocument/2006/relationships" xmlns:m="http://schemas.openxmlformats.org/officeDocument/2006/math" xmlns:v="urn:schemas-microsoft-com:vml" xmlns:wp14="http://schemas.microsoft.com/office/word/2010/wordprocessingDrawing" xmlns:wp="http://schemas.openxmlformats.org/drawingml/2006/wordprocessingDrawing" xmlns:w10="urn:schemas-microsoft-com:office:word" xmlns:w="http://schemas.openxmlformats.org/wordprocessingml/2006/main" xmlns:w14="http://schemas.microsoft.com/office/word/2010/wordml" xmlns:w15="http://schemas.microsoft.com/office/word/2012/wordml" xmlns:w16cex="http://schemas.microsoft.com/office/word/2018/wordml/cex" xmlns:w16cid="http://schemas.microsoft.com/office/word/2016/wordml/cid" xmlns:w16="http://schemas.microsoft.com/office/word/2018/wordml" xmlns:w16du="http://schemas.microsoft.com/office/word/2023/wordml/word16du" xmlns:w16sdtdh="http://schemas.microsoft.com/office/word/2020/wordml/sdtdatahash" xmlns:w16sdtfl="http://schemas.microsoft.com/office/word/2024/wordml/sdtformatlock" xmlns:w16se="http://schemas.microsoft.com/office/word/2015/wordml/symex" xmlns:wpg="http://schemas.microsoft.com/office/word/2010/wordprocessingGroup" xmlns:wpi="http://schemas.microsoft.com/office/word/2010/wordprocessingInk" xmlns:wne="http://schemas.microsoft.com/office/word/2006/wordml" xmlns:wps="http://schemas.microsoft.com/office/word/2010/wordprocessingShape" mc:Ignorable="w14 w15 w16se w16cid w16 w16cex w16sdtdh w16sdtfl w16du wp14">
   <w:p>
     <w:pPr>
       <w:pStyle w:val="a6"/>
@@ -6180,7 +6061,7 @@
 </file>
 
 <file path=word/numbering.xml><?xml version="1.0" encoding="utf-8"?>
-<w:numbering xmlns:wpc="http://schemas.microsoft.com/office/word/2010/wordprocessingCanvas" xmlns:cx="http://schemas.microsoft.com/office/drawing/2014/chartex" xmlns:cx1="http://schemas.microsoft.com/office/drawing/2015/9/8/chartex" xmlns:cx2="http://schemas.microsoft.com/office/drawing/2015/10/21/chartex" xmlns:cx3="http://schemas.microsoft.com/office/drawing/2016/5/9/chartex" xmlns:cx4="http://schemas.microsoft.com/office/drawing/2016/5/10/chartex" xmlns:cx5="http://schemas.microsoft.com/office/drawing/2016/5/11/chartex" xmlns:cx6="http://schemas.microsoft.com/office/drawing/2016/5/12/chartex" xmlns:cx7="http://schemas.microsoft.com/office/drawing/2016/5/13/chartex" xmlns:cx8="http://schemas.microsoft.com/office/drawing/2016/5/14/chartex" xmlns:mc="http://schemas.openxmlformats.org/markup-compatibility/2006" xmlns:aink="http://schemas.microsoft.com/office/drawing/2016/ink" xmlns:am3d="http://schemas.microsoft.com/office/drawing/2017/model3d" xmlns:o="urn:schemas-microsoft-com:office:office" xmlns:oel="http://schemas.microsoft.com/office/2019/extlst" xmlns:r="http://schemas.openxmlformats.org/officeDocument/2006/relationships" xmlns:m="http://schemas.openxmlformats.org/officeDocument/2006/math" xmlns:v="urn:schemas-microsoft-com:vml" xmlns:wp14="http://schemas.microsoft.com/office/word/2010/wordprocessingDrawing" xmlns:wp="http://schemas.openxmlformats.org/drawingml/2006/wordprocessingDrawing" xmlns:w10="urn:schemas-microsoft-com:office:word" xmlns:w="http://schemas.openxmlformats.org/wordprocessingml/2006/main" xmlns:w14="http://schemas.microsoft.com/office/word/2010/wordml" xmlns:w15="http://schemas.microsoft.com/office/word/2012/wordml" xmlns:w16cei="http://schemas.microsoft.com/office/word/2026/wordml/cei" xmlns:w16cex="http://schemas.microsoft.com/office/word/2018/wordml/cex" xmlns:w16cid="http://schemas.microsoft.com/office/word/2016/wordml/cid" xmlns:w16="http://schemas.microsoft.com/office/word/2018/wordml" xmlns:w16du="http://schemas.microsoft.com/office/word/2023/wordml/word16du" xmlns:w16sdtdh="http://schemas.microsoft.com/office/word/2020/wordml/sdtdatahash" xmlns:w16sdtfl="http://schemas.microsoft.com/office/word/2024/wordml/sdtformatlock" xmlns:w16se="http://schemas.microsoft.com/office/word/2015/wordml/symex" xmlns:wpg="http://schemas.microsoft.com/office/word/2010/wordprocessingGroup" xmlns:wpi="http://schemas.microsoft.com/office/word/2010/wordprocessingInk" xmlns:wne="http://schemas.microsoft.com/office/word/2006/wordml" xmlns:wps="http://schemas.microsoft.com/office/word/2010/wordprocessingShape" mc:Ignorable="w14 w15 w16se w16cid w16 w16cex w16sdtdh w16sdtfl w16du wp14">
+<w:numbering xmlns:wpc="http://schemas.microsoft.com/office/word/2010/wordprocessingCanvas" xmlns:cx="http://schemas.microsoft.com/office/drawing/2014/chartex" xmlns:cx1="http://schemas.microsoft.com/office/drawing/2015/9/8/chartex" xmlns:cx2="http://schemas.microsoft.com/office/drawing/2015/10/21/chartex" xmlns:cx3="http://schemas.microsoft.com/office/drawing/2016/5/9/chartex" xmlns:cx4="http://schemas.microsoft.com/office/drawing/2016/5/10/chartex" xmlns:cx5="http://schemas.microsoft.com/office/drawing/2016/5/11/chartex" xmlns:cx6="http://schemas.microsoft.com/office/drawing/2016/5/12/chartex" xmlns:cx7="http://schemas.microsoft.com/office/drawing/2016/5/13/chartex" xmlns:cx8="http://schemas.microsoft.com/office/drawing/2016/5/14/chartex" xmlns:mc="http://schemas.openxmlformats.org/markup-compatibility/2006" xmlns:aink="http://schemas.microsoft.com/office/drawing/2016/ink" xmlns:am3d="http://schemas.microsoft.com/office/drawing/2017/model3d" xmlns:o="urn:schemas-microsoft-com:office:office" xmlns:oel="http://schemas.microsoft.com/office/2019/extlst" xmlns:r="http://schemas.openxmlformats.org/officeDocument/2006/relationships" xmlns:m="http://schemas.openxmlformats.org/officeDocument/2006/math" xmlns:v="urn:schemas-microsoft-com:vml" xmlns:wp14="http://schemas.microsoft.com/office/word/2010/wordprocessingDrawing" xmlns:wp="http://schemas.openxmlformats.org/drawingml/2006/wordprocessingDrawing" xmlns:w10="urn:schemas-microsoft-com:office:word" xmlns:w="http://schemas.openxmlformats.org/wordprocessingml/2006/main" xmlns:w14="http://schemas.microsoft.com/office/word/2010/wordml" xmlns:w15="http://schemas.microsoft.com/office/word/2012/wordml" xmlns:w16cex="http://schemas.microsoft.com/office/word/2018/wordml/cex" xmlns:w16cid="http://schemas.microsoft.com/office/word/2016/wordml/cid" xmlns:w16="http://schemas.microsoft.com/office/word/2018/wordml" xmlns:w16du="http://schemas.microsoft.com/office/word/2023/wordml/word16du" xmlns:w16sdtdh="http://schemas.microsoft.com/office/word/2020/wordml/sdtdatahash" xmlns:w16sdtfl="http://schemas.microsoft.com/office/word/2024/wordml/sdtformatlock" xmlns:w16se="http://schemas.microsoft.com/office/word/2015/wordml/symex" xmlns:wpg="http://schemas.microsoft.com/office/word/2010/wordprocessingGroup" xmlns:wpi="http://schemas.microsoft.com/office/word/2010/wordprocessingInk" xmlns:wne="http://schemas.microsoft.com/office/word/2006/wordml" xmlns:wps="http://schemas.microsoft.com/office/word/2010/wordprocessingShape" mc:Ignorable="w14 w15 w16se w16cid w16 w16cex w16sdtdh w16sdtfl w16du wp14">
   <w:abstractNum w:abstractNumId="0" w15:restartNumberingAfterBreak="0">
     <w:nsid w:val="0C803C44"/>
     <w:multiLevelType w:val="hybridMultilevel"/>
